--- a/test/generator/baseline/gen.pdf.to.docx.docx
+++ b/test/generator/baseline/gen.pdf.to.docx.docx
@@ -2607,10 +2607,18 @@
       </w:r>
     </w:p>
     <w:p>
+      <w:r>
+        <w:rPr>
+          <w:rStyle w:val="FootnoteReference"/>
+        </w:rPr>
+        <w:footnoteReference w:id="2"/>
+      </w:r>
+    </w:p>
+    <w:p>
       <w:pPr>
         <w:pStyle w:val="Heading2"/>
       </w:pPr>
-      <w:bookmarkStart w:id="10" w:name="dropcaps"/>
+      <w:bookmarkStart w:id="8" w:name="dropcaps"/>
       <w:r>
         <w:rPr>
           <w:rFonts w:ascii="Ubuntu-Bold" w:hAnsi="Ubuntu-Bold"/>
@@ -2620,7 +2628,7 @@
         </w:rPr>
         <w:t xml:space="preserve">Dropcaps</w:t>
       </w:r>
-      <w:bookmarkEnd w:id="10"/>
+      <w:bookmarkEnd w:id="8"/>
     </w:p>
     <w:p>
       <w:r>
@@ -2658,7 +2666,7 @@
       <w:pPr>
         <w:pStyle w:val="Heading2"/>
       </w:pPr>
-      <w:bookmarkStart w:id="11" w:name="links"/>
+      <w:bookmarkStart w:id="9" w:name="links"/>
       <w:r>
         <w:rPr>
           <w:rFonts w:ascii="Ubuntu-Bold" w:hAnsi="Ubuntu-Bold"/>
@@ -2668,7 +2676,7 @@
         </w:rPr>
         <w:t xml:space="preserve">Links</w:t>
       </w:r>
-      <w:bookmarkEnd w:id="11"/>
+      <w:bookmarkEnd w:id="9"/>
     </w:p>
     <w:p>
       <w:r>
@@ -2692,7 +2700,7 @@
         </w:rPr>
         <w:t xml:space="preserve">example, here is a link pointing to the</w:t>
       </w:r>
-      <w:hyperlink r:id="rId100">
+      <w:hyperlink r:id="rId1">
         <w:r>
           <w:rPr>
             <w:rStyle w:val="Hyperlink"/>
@@ -2756,7 +2764,7 @@
       <w:pPr>
         <w:pStyle w:val="Heading2"/>
       </w:pPr>
-      <w:bookmarkStart w:id="8" w:name="table_of_contents"/>
+      <w:bookmarkStart w:id="10" w:name="table_of_contents"/>
       <w:r>
         <w:rPr>
           <w:rFonts w:ascii="Ubuntu-Bold" w:hAnsi="Ubuntu-Bold"/>
@@ -2766,7 +2774,7 @@
         </w:rPr>
         <w:t xml:space="preserve">Table of Contents</w:t>
       </w:r>
-      <w:bookmarkEnd w:id="8"/>
+      <w:bookmarkEnd w:id="10"/>
     </w:p>
     <w:p>
       <w:r>
@@ -3019,7 +3027,7 @@
       <w:pPr>
         <w:pStyle w:val="Heading1"/>
       </w:pPr>
-      <w:bookmarkStart w:id="12" w:name="images"/>
+      <w:bookmarkStart w:id="11" w:name="images"/>
       <w:r>
         <w:rPr>
           <w:rFonts w:ascii="Ubuntu-Bold" w:hAnsi="Ubuntu-Bold"/>
@@ -3029,7 +3037,7 @@
         </w:rPr>
         <w:t xml:space="preserve">Images</w:t>
       </w:r>
-      <w:bookmarkEnd w:id="12"/>
+      <w:bookmarkEnd w:id="11"/>
     </w:p>
     <w:p>
       <w:r>
@@ -3061,7 +3069,7 @@
                     <pic:cNvPicPr/>
                   </pic:nvPicPr>
                   <pic:blipFill>
-                    <a:blip r:embed="rId101"/>
+                    <a:blip r:embed="rId2"/>
                     <a:stretch>
                       <a:fillRect/>
                     </a:stretch>
@@ -3147,7 +3155,7 @@
                     <pic:cNvPicPr/>
                   </pic:nvPicPr>
                   <pic:blipFill>
-                    <a:blip r:embed="rId102"/>
+                    <a:blip r:embed="rId3"/>
                     <a:stretch>
                       <a:fillRect/>
                     </a:stretch>
@@ -3169,10 +3177,18 @@
       </w:r>
     </w:p>
     <w:p>
+      <w:r>
+        <w:rPr>
+          <w:rStyle w:val="FootnoteReference"/>
+        </w:rPr>
+        <w:footnoteReference w:id="3"/>
+      </w:r>
+    </w:p>
+    <w:p>
       <w:pPr>
         <w:pStyle w:val="Heading1"/>
       </w:pPr>
-      <w:bookmarkStart w:id="16" w:name="lists"/>
+      <w:bookmarkStart w:id="12" w:name="lists"/>
       <w:r>
         <w:rPr>
           <w:rFonts w:ascii="Ubuntu-Bold" w:hAnsi="Ubuntu-Bold"/>
@@ -3182,7 +3198,7 @@
         </w:rPr>
         <w:t xml:space="preserve">Lists</w:t>
       </w:r>
-      <w:bookmarkEnd w:id="16"/>
+      <w:bookmarkEnd w:id="12"/>
     </w:p>
     <w:p>
       <w:r>
@@ -3515,7 +3531,7 @@
       <w:pPr>
         <w:pStyle w:val="Heading2"/>
       </w:pPr>
-      <w:bookmarkStart w:id="9" w:name="continued_lists"/>
+      <w:bookmarkStart w:id="16" w:name="continued_lists"/>
       <w:r>
         <w:rPr>
           <w:rFonts w:ascii="Ubuntu-Bold" w:hAnsi="Ubuntu-Bold"/>
@@ -3525,7 +3541,7 @@
         </w:rPr>
         <w:t xml:space="preserve">Continued Lists</w:t>
       </w:r>
-      <w:bookmarkEnd w:id="9"/>
+      <w:bookmarkEnd w:id="16"/>
     </w:p>
     <w:p>
       <w:pPr>
@@ -3613,6 +3629,93 @@
     </w:sectPr>
   </w:body>
 </w:document>
+</file>
+
+<file path=word/footnotes.xml><?xml version="1.0" encoding="utf-8"?>
+<w:footnotes xmlns:w="http://schemas.openxmlformats.org/wordprocessingml/2006/main" xmlns:r="http://schemas.openxmlformats.org/officeDocument/2006/relationships" xmlns:wp="http://schemas.openxmlformats.org/drawingml/2006/wordprocessingDrawing" xmlns:a="http://schemas.openxmlformats.org/drawingml/2006/main" xmlns:pic="http://schemas.openxmlformats.org/drawingml/2006/picture">
+  <w:footnote w:type="separator" w:id="-1">
+    <w:p>
+      <w:r>
+        <w:separator/>
+      </w:r>
+    </w:p>
+  </w:footnote>
+  <w:footnote w:type="continuationSeparator" w:id="0">
+    <w:p>
+      <w:r>
+        <w:continuationSeparator/>
+      </w:r>
+    </w:p>
+  </w:footnote>
+  <w:footnote w:id="2">
+    <w:p>
+      <w:pPr>
+        <w:pStyle w:val="FootnoteText"/>
+      </w:pPr>
+      <w:r>
+        <w:rPr>
+          <w:rStyle w:val="FootnoteReference"/>
+        </w:rPr>
+        <w:footnoteRef/>
+      </w:r>
+      <w:r>
+        <w:rPr>
+          <w:rFonts w:ascii="Ubuntu-Regular" w:hAnsi="Ubuntu-Regular"/>
+          <w:sz w:val="15"/>
+        </w:rPr>
+        <w:t xml:space="preserve">In paged media, footnotes are usually displayed at the bottom of the text. However, in ebooks, a </w:t>
+      </w:r>
+      <w:r>
+        <w:rPr>
+          <w:rFonts w:ascii="Ubuntu-Regular" w:hAnsi="Ubuntu-Regular"/>
+          <w:sz w:val="15"/>
+        </w:rPr>
+        <w:t xml:space="preserve">better paradigm is to make them clickable endnotes that the user can browse at her pleasure. This </w:t>
+      </w:r>
+      <w:r>
+        <w:rPr>
+          <w:rFonts w:ascii="Ubuntu-Regular" w:hAnsi="Ubuntu-Regular"/>
+          <w:sz w:val="15"/>
+        </w:rPr>
+        <w:t xml:space="preserve">conversion is handled automatically by calibre.</w:t>
+      </w:r>
+    </w:p>
+  </w:footnote>
+  <w:footnote w:id="3">
+    <w:p>
+      <w:pPr>
+        <w:pStyle w:val="FootnoteText"/>
+      </w:pPr>
+      <w:r>
+        <w:rPr>
+          <w:rStyle w:val="FootnoteReference"/>
+        </w:rPr>
+        <w:footnoteRef/>
+      </w:r>
+      <w:r>
+        <w:rPr>
+          <w:rFonts w:ascii="Ubuntu-Regular" w:hAnsi="Ubuntu-Regular"/>
+          <w:sz w:val="15"/>
+        </w:rPr>
+        <w:t xml:space="preserve">Endnotes are typically used for longer notes, they remain endnotes when converted into ebook </w:t>
+      </w:r>
+      <w:r>
+        <w:rPr>
+          <w:rFonts w:ascii="Ubuntu-Regular" w:hAnsi="Ubuntu-Regular"/>
+          <w:sz w:val="15"/>
+        </w:rPr>
+        <w:t xml:space="preserve">form, except that they have an additional backlink to make it easy to return to the current position </w:t>
+      </w:r>
+      <w:r>
+        <w:rPr>
+          <w:rFonts w:ascii="Ubuntu-Regular" w:hAnsi="Ubuntu-Regular"/>
+          <w:sz w:val="15"/>
+        </w:rPr>
+        <w:t xml:space="preserve">after reading the note.</w:t>
+      </w:r>
+    </w:p>
+  </w:footnote>
+</w:footnotes>
 </file>
 
 <file path=word/numbering.xml><?xml version="1.0" encoding="utf-8"?>

--- a/test/generator/baseline/gen.pdf.to.docx.docx
+++ b/test/generator/baseline/gen.pdf.to.docx.docx
@@ -11,7 +11,7 @@
         <w:rPr>
           <w:rFonts w:ascii="Ubuntu-Regular" w:hAnsi="Ubuntu-Regular"/>
           <w:color w:val="17365D"/>
-          <w:sz w:val="39"/>
+          <w:sz w:val="52"/>
         </w:rPr>
         <w:t xml:space="preserve">Demonstration of DOCX support in </w:t>
       </w:r>
@@ -19,7 +19,7 @@
         <w:rPr>
           <w:rFonts w:ascii="Ubuntu-Regular" w:hAnsi="Ubuntu-Regular"/>
           <w:color w:val="17365D"/>
-          <w:sz w:val="39"/>
+          <w:sz w:val="52"/>
         </w:rPr>
         <w:t xml:space="preserve">calibre</w:t>
       </w:r>
@@ -29,28 +29,28 @@
       <w:r>
         <w:rPr>
           <w:rFonts w:ascii="Ubuntu-Regular" w:hAnsi="Ubuntu-Regular"/>
-          <w:sz w:val="18"/>
+          <w:sz w:val="24"/>
         </w:rPr>
         <w:t xml:space="preserve">This document demonstrates the ability of the calibre DOCX Input plugin to </w:t>
       </w:r>
       <w:r>
         <w:rPr>
           <w:rFonts w:ascii="Ubuntu-Regular" w:hAnsi="Ubuntu-Regular"/>
-          <w:sz w:val="18"/>
+          <w:sz w:val="24"/>
         </w:rPr>
         <w:t xml:space="preserve">convert the various typographic features in a Microsoft Word (2007 and newer) </w:t>
       </w:r>
       <w:r>
         <w:rPr>
           <w:rFonts w:ascii="Ubuntu-Regular" w:hAnsi="Ubuntu-Regular"/>
-          <w:sz w:val="18"/>
+          <w:sz w:val="24"/>
         </w:rPr>
         <w:t xml:space="preserve">document. Convert this document to a modern ebook format, such as AZW3 for </w:t>
       </w:r>
       <w:r>
         <w:rPr>
           <w:rFonts w:ascii="Ubuntu-Regular" w:hAnsi="Ubuntu-Regular"/>
-          <w:sz w:val="18"/>
+          <w:sz w:val="24"/>
         </w:rPr>
         <w:t xml:space="preserve">Kindles or EPUB for other ebook readers, to see it in action.</w:t>
       </w:r>
@@ -59,14 +59,14 @@
       <w:r>
         <w:rPr>
           <w:rFonts w:ascii="Ubuntu-Regular" w:hAnsi="Ubuntu-Regular"/>
-          <w:sz w:val="18"/>
+          <w:sz w:val="24"/>
         </w:rPr>
         <w:t xml:space="preserve">There is support for images, tables, lists, footnotes, endnotes, links, dropcaps and </w:t>
       </w:r>
       <w:r>
         <w:rPr>
           <w:rFonts w:ascii="Ubuntu-Regular" w:hAnsi="Ubuntu-Regular"/>
-          <w:sz w:val="18"/>
+          <w:sz w:val="24"/>
         </w:rPr>
         <w:t xml:space="preserve">various types of text and paragraph level formatting.</w:t>
       </w:r>
@@ -75,7 +75,7 @@
       <w:r>
         <w:rPr>
           <w:rFonts w:ascii="Ubuntu-Regular" w:hAnsi="Ubuntu-Regular"/>
-          <w:sz w:val="18"/>
+          <w:sz w:val="24"/>
         </w:rPr>
         <w:t xml:space="preserve">To see the DOCX conversion in action, simply add this file to calibre using the </w:t>
       </w:r>
@@ -83,14 +83,14 @@
         <w:rPr>
           <w:rFonts w:ascii="Ubuntu-Bold" w:hAnsi="Ubuntu-Bold"/>
           <w:b/>
-          <w:sz w:val="18"/>
+          <w:sz w:val="24"/>
         </w:rPr>
         <w:t xml:space="preserve">“Add Books” </w:t>
       </w:r>
       <w:r>
         <w:rPr>
           <w:rFonts w:ascii="Ubuntu-Regular" w:hAnsi="Ubuntu-Regular"/>
-          <w:sz w:val="18"/>
+          <w:sz w:val="24"/>
         </w:rPr>
         <w:t xml:space="preserve">button and then click “</w:t>
       </w:r>
@@ -98,21 +98,21 @@
         <w:rPr>
           <w:rFonts w:ascii="Ubuntu-Bold" w:hAnsi="Ubuntu-Bold"/>
           <w:b/>
-          <w:sz w:val="18"/>
+          <w:sz w:val="24"/>
         </w:rPr>
         <w:t xml:space="preserve">Convert”. </w:t>
       </w:r>
       <w:r>
         <w:rPr>
           <w:rFonts w:ascii="Ubuntu-Regular" w:hAnsi="Ubuntu-Regular"/>
-          <w:sz w:val="18"/>
+          <w:sz w:val="24"/>
         </w:rPr>
         <w:t xml:space="preserve">Set the output format in the top right </w:t>
       </w:r>
       <w:r>
         <w:rPr>
           <w:rFonts w:ascii="Ubuntu-Regular" w:hAnsi="Ubuntu-Regular"/>
-          <w:sz w:val="18"/>
+          <w:sz w:val="24"/>
         </w:rPr>
         <w:t xml:space="preserve">corner of the conversion dialog to EPUB or AZW3 and click </w:t>
       </w:r>
@@ -120,14 +120,14 @@
         <w:rPr>
           <w:rFonts w:ascii="Ubuntu-Bold" w:hAnsi="Ubuntu-Bold"/>
           <w:b/>
-          <w:sz w:val="18"/>
+          <w:sz w:val="24"/>
         </w:rPr>
         <w:t xml:space="preserve">“OK”</w:t>
       </w:r>
       <w:r>
         <w:rPr>
           <w:rFonts w:ascii="Ubuntu-Regular" w:hAnsi="Ubuntu-Regular"/>
-          <w:sz w:val="18"/>
+          <w:sz w:val="24"/>
         </w:rPr>
         <w:t xml:space="preserve">.</w:t>
       </w:r>
@@ -147,7 +147,7 @@
           <w:rFonts w:ascii="Ubuntu-Bold" w:hAnsi="Ubuntu-Bold"/>
           <w:b/>
           <w:color w:val="365F91"/>
-          <w:sz w:val="21"/>
+          <w:sz w:val="28"/>
         </w:rPr>
         <w:t xml:space="preserve">Text Formatting</w:t>
       </w:r>
@@ -163,7 +163,7 @@
           <w:rFonts w:ascii="Ubuntu-Bold" w:hAnsi="Ubuntu-Bold"/>
           <w:b/>
           <w:color w:val="4F81BD"/>
-          <w:sz w:val="20"/>
+          <w:sz w:val="26"/>
         </w:rPr>
         <w:t xml:space="preserve">Inline formatting</w:t>
       </w:r>
@@ -173,14 +173,14 @@
       <w:r>
         <w:rPr>
           <w:rFonts w:ascii="Ubuntu-Regular" w:hAnsi="Ubuntu-Regular"/>
-          <w:sz w:val="18"/>
+          <w:sz w:val="24"/>
         </w:rPr>
         <w:t xml:space="preserve">Here, we demonstrate various types of inline text formatting and the use of </w:t>
       </w:r>
       <w:r>
         <w:rPr>
           <w:rFonts w:ascii="Ubuntu-Regular" w:hAnsi="Ubuntu-Regular"/>
-          <w:sz w:val="18"/>
+          <w:sz w:val="24"/>
         </w:rPr>
         <w:t xml:space="preserve">embedded fonts.</w:t>
       </w:r>
@@ -189,7 +189,7 @@
       <w:r>
         <w:rPr>
           <w:rFonts w:ascii="Ubuntu-Regular" w:hAnsi="Ubuntu-Regular"/>
-          <w:sz w:val="18"/>
+          <w:sz w:val="24"/>
         </w:rPr>
         <w:t xml:space="preserve">Here is some </w:t>
       </w:r>
@@ -197,7 +197,7 @@
         <w:rPr>
           <w:rFonts w:ascii="Ubuntu-Bold" w:hAnsi="Ubuntu-Bold"/>
           <w:b/>
-          <w:sz w:val="18"/>
+          <w:sz w:val="24"/>
         </w:rPr>
         <w:t xml:space="preserve">bold, </w:t>
       </w:r>
@@ -205,7 +205,7 @@
         <w:rPr>
           <w:rFonts w:ascii="Ubuntu-Italic" w:hAnsi="Ubuntu-Italic"/>
           <w:i/>
-          <w:sz w:val="18"/>
+          <w:sz w:val="24"/>
         </w:rPr>
         <w:t xml:space="preserve">italic, </w:t>
       </w:r>
@@ -214,28 +214,28 @@
           <w:rFonts w:ascii="Ubuntu-BoldItalic" w:hAnsi="Ubuntu-BoldItalic"/>
           <w:b/>
           <w:i/>
-          <w:sz w:val="18"/>
+          <w:sz w:val="24"/>
         </w:rPr>
         <w:t xml:space="preserve">bold-italic, </w:t>
       </w:r>
       <w:r>
         <w:rPr>
           <w:rFonts w:ascii="Ubuntu-Regular" w:hAnsi="Ubuntu-Regular"/>
-          <w:sz w:val="18"/>
+          <w:sz w:val="24"/>
         </w:rPr>
         <w:t xml:space="preserve">underlined and struck out text. Then, we </w:t>
       </w:r>
       <w:r>
         <w:rPr>
           <w:rFonts w:ascii="Ubuntu-Regular" w:hAnsi="Ubuntu-Regular"/>
-          <w:sz w:val="18"/>
+          <w:sz w:val="24"/>
         </w:rPr>
         <w:t xml:space="preserve">have a super</w:t>
       </w:r>
       <w:r>
         <w:rPr>
           <w:rFonts w:ascii="Ubuntu-Regular" w:hAnsi="Ubuntu-Regular"/>
-          <w:sz w:val="12"/>
+          <w:sz w:val="16"/>
           <w:vertAlign w:val="superscript"/>
         </w:rPr>
         <w:t xml:space="preserve">script </w:t>
@@ -243,14 +243,14 @@
       <w:r>
         <w:rPr>
           <w:rFonts w:ascii="Ubuntu-Regular" w:hAnsi="Ubuntu-Regular"/>
-          <w:sz w:val="18"/>
+          <w:sz w:val="24"/>
         </w:rPr>
         <w:t xml:space="preserve">and a sub</w:t>
       </w:r>
       <w:r>
         <w:rPr>
           <w:rFonts w:ascii="Ubuntu-Regular" w:hAnsi="Ubuntu-Regular"/>
-          <w:sz w:val="12"/>
+          <w:sz w:val="16"/>
           <w:vertAlign w:val="subscript"/>
         </w:rPr>
         <w:t xml:space="preserve">script</w:t>
@@ -258,14 +258,14 @@
       <w:r>
         <w:rPr>
           <w:rFonts w:ascii="Ubuntu-Regular" w:hAnsi="Ubuntu-Regular"/>
-          <w:sz w:val="18"/>
+          <w:sz w:val="24"/>
         </w:rPr>
         <w:t xml:space="preserve">. Now we see some red, green and blue text. Some text </w:t>
       </w:r>
       <w:r>
         <w:rPr>
           <w:rFonts w:ascii="Ubuntu-Regular" w:hAnsi="Ubuntu-Regular"/>
-          <w:sz w:val="18"/>
+          <w:sz w:val="24"/>
         </w:rPr>
         <w:t xml:space="preserve">with a yellow highlight. Some text in a box. Some text in inverse video.</w:t>
       </w:r>
@@ -274,7 +274,7 @@
       <w:r>
         <w:rPr>
           <w:rFonts w:ascii="Ubuntu-Regular" w:hAnsi="Ubuntu-Regular"/>
-          <w:sz w:val="18"/>
+          <w:sz w:val="24"/>
         </w:rPr>
         <w:t xml:space="preserve">A paragraph with styled text:</w:t>
       </w:r>
@@ -282,7 +282,7 @@
         <w:rPr>
           <w:rFonts w:ascii="Ubuntu-Regular" w:hAnsi="Ubuntu-Regular"/>
           <w:color w:val="808080"/>
-          <w:sz w:val="18"/>
+          <w:sz w:val="24"/>
         </w:rPr>
         <w:t xml:space="preserve"> </w:t>
       </w:r>
@@ -290,14 +290,14 @@
         <w:rPr>
           <w:rFonts w:ascii="Ubuntu-Italic" w:hAnsi="Ubuntu-Italic"/>
           <w:i/>
-          <w:sz w:val="18"/>
+          <w:sz w:val="24"/>
         </w:rPr>
         <w:t xml:space="preserve">subtle emphasis </w:t>
       </w:r>
       <w:r>
         <w:rPr>
           <w:rFonts w:ascii="Ubuntu-Regular" w:hAnsi="Ubuntu-Regular"/>
-          <w:sz w:val="18"/>
+          <w:sz w:val="24"/>
         </w:rPr>
         <w:t xml:space="preserve">followed by </w:t>
       </w:r>
@@ -305,14 +305,14 @@
         <w:rPr>
           <w:rFonts w:ascii="Ubuntu-Bold" w:hAnsi="Ubuntu-Bold"/>
           <w:b/>
-          <w:sz w:val="18"/>
+          <w:sz w:val="24"/>
         </w:rPr>
         <w:t xml:space="preserve">strong text </w:t>
       </w:r>
       <w:r>
         <w:rPr>
           <w:rFonts w:ascii="Ubuntu-Regular" w:hAnsi="Ubuntu-Regular"/>
-          <w:sz w:val="18"/>
+          <w:sz w:val="24"/>
         </w:rPr>
         <w:t xml:space="preserve">and </w:t>
       </w:r>
@@ -321,28 +321,28 @@
           <w:rFonts w:ascii="Ubuntu-BoldItalic" w:hAnsi="Ubuntu-BoldItalic"/>
           <w:b/>
           <w:i/>
-          <w:sz w:val="18"/>
+          <w:sz w:val="24"/>
         </w:rPr>
         <w:t xml:space="preserve">intense emphasis</w:t>
       </w:r>
       <w:r>
         <w:rPr>
           <w:rFonts w:ascii="Ubuntu-Regular" w:hAnsi="Ubuntu-Regular"/>
-          <w:sz w:val="18"/>
+          <w:sz w:val="24"/>
         </w:rPr>
         <w:t xml:space="preserve">. This paragraph uses document wide styles for styling rather than </w:t>
       </w:r>
       <w:r>
         <w:rPr>
           <w:rFonts w:ascii="Ubuntu-Regular" w:hAnsi="Ubuntu-Regular"/>
-          <w:sz w:val="18"/>
+          <w:sz w:val="24"/>
         </w:rPr>
         <w:t xml:space="preserve">inline text properties as demonstrated in the previous paragraph — calibre can handle </w:t>
       </w:r>
       <w:r>
         <w:rPr>
           <w:rFonts w:ascii="Ubuntu-Regular" w:hAnsi="Ubuntu-Regular"/>
-          <w:sz w:val="18"/>
+          <w:sz w:val="24"/>
         </w:rPr>
         <w:t xml:space="preserve">both with equal ease.</w:t>
       </w:r>
@@ -357,7 +357,7 @@
           <w:rFonts w:ascii="Ubuntu-Bold" w:hAnsi="Ubuntu-Bold"/>
           <w:b/>
           <w:color w:val="4F81BD"/>
-          <w:sz w:val="20"/>
+          <w:sz w:val="26"/>
         </w:rPr>
         <w:t xml:space="preserve">Fun with fonts</w:t>
       </w:r>
@@ -367,42 +367,42 @@
       <w:r>
         <w:rPr>
           <w:rFonts w:ascii="Ubuntu-Regular" w:hAnsi="Ubuntu-Regular"/>
-          <w:sz w:val="18"/>
+          <w:sz w:val="24"/>
         </w:rPr>
         <w:t xml:space="preserve">This document has embedded the Ubuntu font family. The body text is in the </w:t>
       </w:r>
       <w:r>
         <w:rPr>
           <w:rFonts w:ascii="Ubuntu-Regular" w:hAnsi="Ubuntu-Regular"/>
-          <w:sz w:val="18"/>
+          <w:sz w:val="24"/>
         </w:rPr>
         <w:t xml:space="preserve">Ubuntu typeface, here is </w:t>
       </w:r>
       <w:r>
         <w:rPr>
           <w:rFonts w:ascii="UbuntuMono-Regular" w:hAnsi="UbuntuMono-Regular"/>
-          <w:sz w:val="18"/>
+          <w:sz w:val="24"/>
         </w:rPr>
         <w:t xml:space="preserve">some text in the Ubuntu Mono typeface, notice how every </w:t>
       </w:r>
       <w:r>
         <w:rPr>
           <w:rFonts w:ascii="UbuntuMono-Regular" w:hAnsi="UbuntuMono-Regular"/>
-          <w:sz w:val="18"/>
+          <w:sz w:val="24"/>
         </w:rPr>
         <w:t xml:space="preserve">letter has the same width, even i and m</w:t>
       </w:r>
       <w:r>
         <w:rPr>
           <w:rFonts w:ascii="Ubuntu-Regular" w:hAnsi="Ubuntu-Regular"/>
-          <w:sz w:val="18"/>
+          <w:sz w:val="24"/>
         </w:rPr>
         <w:t xml:space="preserve">. Every embedded font will automatically </w:t>
       </w:r>
       <w:r>
         <w:rPr>
           <w:rFonts w:ascii="Ubuntu-Regular" w:hAnsi="Ubuntu-Regular"/>
-          <w:sz w:val="18"/>
+          <w:sz w:val="24"/>
         </w:rPr>
         <w:t xml:space="preserve">be embedded in the output ebook during conversion.</w:t>
       </w:r>
@@ -417,7 +417,7 @@
           <w:rFonts w:ascii="Ubuntu-Bold" w:hAnsi="Ubuntu-Bold"/>
           <w:b/>
           <w:color w:val="4F81BD"/>
-          <w:sz w:val="20"/>
+          <w:sz w:val="26"/>
         </w:rPr>
         <w:t xml:space="preserve">Paragraph level formatting</w:t>
       </w:r>
@@ -427,21 +427,21 @@
       <w:r>
         <w:rPr>
           <w:rFonts w:ascii="Ubuntu-Regular" w:hAnsi="Ubuntu-Regular"/>
-          <w:sz w:val="18"/>
+          <w:sz w:val="24"/>
         </w:rPr>
         <w:t xml:space="preserve">You can do crazy things with paragraphs, if the urge strikes you. For instance this </w:t>
       </w:r>
       <w:r>
         <w:rPr>
           <w:rFonts w:ascii="Ubuntu-Regular" w:hAnsi="Ubuntu-Regular"/>
-          <w:sz w:val="18"/>
+          <w:sz w:val="24"/>
         </w:rPr>
         <w:t xml:space="preserve">paragraph is right aligned and has a right border. It has also been given a light gray </w:t>
       </w:r>
       <w:r>
         <w:rPr>
           <w:rFonts w:ascii="Ubuntu-Regular" w:hAnsi="Ubuntu-Regular"/>
-          <w:sz w:val="18"/>
+          <w:sz w:val="24"/>
         </w:rPr>
         <w:t xml:space="preserve">background.</w:t>
       </w:r>
@@ -450,35 +450,35 @@
       <w:r>
         <w:rPr>
           <w:rFonts w:ascii="Ubuntu-Regular" w:hAnsi="Ubuntu-Regular"/>
-          <w:sz w:val="18"/>
+          <w:sz w:val="24"/>
         </w:rPr>
         <w:t xml:space="preserve">For the lovers of poetry amongst you, paragraphs with hanging indents, like this often </w:t>
       </w:r>
       <w:r>
         <w:rPr>
           <w:rFonts w:ascii="Ubuntu-Regular" w:hAnsi="Ubuntu-Regular"/>
-          <w:sz w:val="18"/>
+          <w:sz w:val="24"/>
         </w:rPr>
         <w:t xml:space="preserve">come in handy. You can use hanging indents to ensure that a line of poetry </w:t>
       </w:r>
       <w:r>
         <w:rPr>
           <w:rFonts w:ascii="Ubuntu-Regular" w:hAnsi="Ubuntu-Regular"/>
-          <w:sz w:val="18"/>
+          <w:sz w:val="24"/>
         </w:rPr>
         <w:t xml:space="preserve">retains its individual identity as a line even when the screen is too narrow to </w:t>
       </w:r>
       <w:r>
         <w:rPr>
           <w:rFonts w:ascii="Ubuntu-Regular" w:hAnsi="Ubuntu-Regular"/>
-          <w:sz w:val="18"/>
+          <w:sz w:val="24"/>
         </w:rPr>
         <w:t xml:space="preserve">display it as a single line. Not only does this paragraph have a hanging indent, it </w:t>
       </w:r>
       <w:r>
         <w:rPr>
           <w:rFonts w:ascii="Ubuntu-Regular" w:hAnsi="Ubuntu-Regular"/>
-          <w:sz w:val="18"/>
+          <w:sz w:val="24"/>
         </w:rPr>
         <w:t xml:space="preserve">is also has an extra top margin, setting it apart from the preceding paragraph.</w:t>
       </w:r>
@@ -498,7 +498,7 @@
           <w:rFonts w:ascii="Ubuntu-Bold" w:hAnsi="Ubuntu-Bold"/>
           <w:b/>
           <w:color w:val="365F91"/>
-          <w:sz w:val="21"/>
+          <w:sz w:val="28"/>
         </w:rPr>
         <w:t xml:space="preserve">Tables</w:t>
       </w:r>
@@ -522,6 +522,9 @@
         <w:gridCol w:w="4513"/>
       </w:tblGrid>
       <w:tr>
+        <w:trPr>
+          <w:tblHeader/>
+        </w:trPr>
         <w:tc>
           <w:tcPr>
             <w:tcW w:w="0" w:type="auto"/>
@@ -532,7 +535,7 @@
                 <w:rFonts w:ascii="Ubuntu-Bold" w:hAnsi="Ubuntu-Bold"/>
                 <w:b/>
                 <w:color w:val="FFFFFF"/>
-                <w:sz w:val="17"/>
+                <w:sz w:val="22"/>
               </w:rPr>
               <w:t xml:space="preserve">ITEM</w:t>
             </w:r>
@@ -548,7 +551,7 @@
                 <w:rFonts w:ascii="Ubuntu-Bold" w:hAnsi="Ubuntu-Bold"/>
                 <w:b/>
                 <w:color w:val="FFFFFF"/>
-                <w:sz w:val="17"/>
+                <w:sz w:val="22"/>
               </w:rPr>
               <w:t xml:space="preserve">NEEDED</w:t>
             </w:r>
@@ -564,7 +567,7 @@
             <w:r>
               <w:rPr>
                 <w:rFonts w:ascii="Ubuntu-Regular" w:hAnsi="Ubuntu-Regular"/>
-                <w:sz w:val="17"/>
+                <w:sz w:val="22"/>
               </w:rPr>
               <w:t xml:space="preserve">Books</w:t>
             </w:r>
@@ -578,7 +581,7 @@
             <w:r>
               <w:rPr>
                 <w:rFonts w:ascii="Ubuntu-Regular" w:hAnsi="Ubuntu-Regular"/>
-                <w:sz w:val="17"/>
+                <w:sz w:val="22"/>
               </w:rPr>
               <w:t xml:space="preserve">1</w:t>
             </w:r>
@@ -594,7 +597,7 @@
             <w:r>
               <w:rPr>
                 <w:rFonts w:ascii="Ubuntu-Regular" w:hAnsi="Ubuntu-Regular"/>
-                <w:sz w:val="17"/>
+                <w:sz w:val="22"/>
               </w:rPr>
               <w:t xml:space="preserve">Pens</w:t>
             </w:r>
@@ -608,7 +611,7 @@
             <w:r>
               <w:rPr>
                 <w:rFonts w:ascii="Ubuntu-Regular" w:hAnsi="Ubuntu-Regular"/>
-                <w:sz w:val="17"/>
+                <w:sz w:val="22"/>
               </w:rPr>
               <w:t xml:space="preserve">3</w:t>
             </w:r>
@@ -624,7 +627,7 @@
             <w:r>
               <w:rPr>
                 <w:rFonts w:ascii="Ubuntu-Regular" w:hAnsi="Ubuntu-Regular"/>
-                <w:sz w:val="17"/>
+                <w:sz w:val="22"/>
               </w:rPr>
               <w:t xml:space="preserve">Pencils</w:t>
             </w:r>
@@ -638,7 +641,7 @@
             <w:r>
               <w:rPr>
                 <w:rFonts w:ascii="Ubuntu-Regular" w:hAnsi="Ubuntu-Regular"/>
-                <w:sz w:val="17"/>
+                <w:sz w:val="22"/>
               </w:rPr>
               <w:t xml:space="preserve">2</w:t>
             </w:r>
@@ -654,7 +657,7 @@
             <w:r>
               <w:rPr>
                 <w:rFonts w:ascii="Ubuntu-Regular" w:hAnsi="Ubuntu-Regular"/>
-                <w:sz w:val="17"/>
+                <w:sz w:val="22"/>
               </w:rPr>
               <w:t xml:space="preserve">Highlighter</w:t>
             </w:r>
@@ -668,7 +671,7 @@
             <w:r>
               <w:rPr>
                 <w:rFonts w:ascii="Ubuntu-Regular" w:hAnsi="Ubuntu-Regular"/>
-                <w:sz w:val="17"/>
+                <w:sz w:val="22"/>
               </w:rPr>
               <w:t xml:space="preserve">2 colors</w:t>
             </w:r>
@@ -684,7 +687,7 @@
             <w:r>
               <w:rPr>
                 <w:rFonts w:ascii="Ubuntu-Regular" w:hAnsi="Ubuntu-Regular"/>
-                <w:sz w:val="17"/>
+                <w:sz w:val="22"/>
               </w:rPr>
               <w:t xml:space="preserve">Scissors</w:t>
             </w:r>
@@ -698,7 +701,7 @@
             <w:r>
               <w:rPr>
                 <w:rFonts w:ascii="Ubuntu-Regular" w:hAnsi="Ubuntu-Regular"/>
-                <w:sz w:val="17"/>
+                <w:sz w:val="22"/>
               </w:rPr>
               <w:t xml:space="preserve">1 pair</w:t>
             </w:r>
@@ -710,63 +713,63 @@
       <w:r>
         <w:rPr>
           <w:rFonts w:ascii="Ubuntu-Regular" w:hAnsi="Ubuntu-Regular"/>
-          <w:sz w:val="18"/>
+          <w:sz w:val="24"/>
         </w:rPr>
         <w:t xml:space="preserve">Tables in Word can vary from the extremely </w:t>
       </w:r>
       <w:r>
         <w:rPr>
           <w:rFonts w:ascii="Ubuntu-Regular" w:hAnsi="Ubuntu-Regular"/>
-          <w:sz w:val="18"/>
+          <w:sz w:val="24"/>
         </w:rPr>
         <w:t xml:space="preserve">simple to the extremely complex. calibre tries to do </w:t>
       </w:r>
       <w:r>
         <w:rPr>
           <w:rFonts w:ascii="Ubuntu-Regular" w:hAnsi="Ubuntu-Regular"/>
-          <w:sz w:val="18"/>
+          <w:sz w:val="24"/>
         </w:rPr>
         <w:t xml:space="preserve">its best when converting tables. While you may run </w:t>
       </w:r>
       <w:r>
         <w:rPr>
           <w:rFonts w:ascii="Ubuntu-Regular" w:hAnsi="Ubuntu-Regular"/>
-          <w:sz w:val="18"/>
+          <w:sz w:val="24"/>
         </w:rPr>
         <w:t xml:space="preserve">into trouble with the occasional table, the vast </w:t>
       </w:r>
       <w:r>
         <w:rPr>
           <w:rFonts w:ascii="Ubuntu-Regular" w:hAnsi="Ubuntu-Regular"/>
-          <w:sz w:val="18"/>
+          <w:sz w:val="24"/>
         </w:rPr>
         <w:t xml:space="preserve">majority of common cases should be converted very </w:t>
       </w:r>
       <w:r>
         <w:rPr>
           <w:rFonts w:ascii="Ubuntu-Regular" w:hAnsi="Ubuntu-Regular"/>
-          <w:sz w:val="18"/>
+          <w:sz w:val="24"/>
         </w:rPr>
         <w:t xml:space="preserve">well, as demonstrated in this section. Note that for </w:t>
       </w:r>
       <w:r>
         <w:rPr>
           <w:rFonts w:ascii="Ubuntu-Regular" w:hAnsi="Ubuntu-Regular"/>
-          <w:sz w:val="18"/>
+          <w:sz w:val="24"/>
         </w:rPr>
         <w:t xml:space="preserve">optimum results, when creating tables in Word, you should set their widths using </w:t>
       </w:r>
       <w:r>
         <w:rPr>
           <w:rFonts w:ascii="Ubuntu-Regular" w:hAnsi="Ubuntu-Regular"/>
-          <w:sz w:val="18"/>
+          <w:sz w:val="24"/>
         </w:rPr>
         <w:t xml:space="preserve">percentages, rather than absolute units. To the left of this paragraph is a floating two </w:t>
       </w:r>
       <w:r>
         <w:rPr>
           <w:rFonts w:ascii="Ubuntu-Regular" w:hAnsi="Ubuntu-Regular"/>
-          <w:sz w:val="18"/>
+          <w:sz w:val="24"/>
         </w:rPr>
         <w:t xml:space="preserve">column table with a nice green border and header row.</w:t>
       </w:r>
@@ -775,14 +778,14 @@
       <w:r>
         <w:rPr>
           <w:rFonts w:ascii="Ubuntu-Regular" w:hAnsi="Ubuntu-Regular"/>
-          <w:sz w:val="18"/>
+          <w:sz w:val="24"/>
         </w:rPr>
         <w:t xml:space="preserve">Now let’s look at a fancier table—one with alternating row colors and partial </w:t>
       </w:r>
       <w:r>
         <w:rPr>
           <w:rFonts w:ascii="Ubuntu-Regular" w:hAnsi="Ubuntu-Regular"/>
-          <w:sz w:val="18"/>
+          <w:sz w:val="24"/>
         </w:rPr>
         <w:t xml:space="preserve">borders. This table is stretched out to take 100% of the available width.</w:t>
       </w:r>
@@ -809,22 +812,25 @@
         <w:gridCol w:w="1504"/>
       </w:tblGrid>
       <w:tr>
-        <w:tc>
-          <w:tcPr>
-            <w:tcW w:w="0" w:type="auto"/>
-          </w:tcPr>
-          <w:p>
-            <w:r>
-              <w:rPr>
-                <w:rFonts w:ascii="Ubuntu-Regular" w:hAnsi="Ubuntu-Regular"/>
-                <w:sz w:val="17"/>
+        <w:trPr>
+          <w:tblHeader/>
+        </w:trPr>
+        <w:tc>
+          <w:tcPr>
+            <w:tcW w:w="0" w:type="auto"/>
+          </w:tcPr>
+          <w:p>
+            <w:r>
+              <w:rPr>
+                <w:rFonts w:ascii="Ubuntu-Regular" w:hAnsi="Ubuntu-Regular"/>
+                <w:sz w:val="22"/>
               </w:rPr>
               <w:t xml:space="preserve">City or </w:t>
             </w:r>
             <w:r>
               <w:rPr>
                 <w:rFonts w:ascii="Ubuntu-Regular" w:hAnsi="Ubuntu-Regular"/>
-                <w:sz w:val="17"/>
+                <w:sz w:val="22"/>
               </w:rPr>
               <w:t xml:space="preserve">Town</w:t>
             </w:r>
@@ -838,7 +844,7 @@
             <w:r>
               <w:rPr>
                 <w:rFonts w:ascii="Ubuntu-Regular" w:hAnsi="Ubuntu-Regular"/>
-                <w:sz w:val="17"/>
+                <w:sz w:val="22"/>
               </w:rPr>
               <w:t xml:space="preserve">Point A</w:t>
             </w:r>
@@ -852,7 +858,7 @@
             <w:r>
               <w:rPr>
                 <w:rFonts w:ascii="Ubuntu-Regular" w:hAnsi="Ubuntu-Regular"/>
-                <w:sz w:val="17"/>
+                <w:sz w:val="22"/>
               </w:rPr>
               <w:t xml:space="preserve">Point B</w:t>
             </w:r>
@@ -866,7 +872,7 @@
             <w:r>
               <w:rPr>
                 <w:rFonts w:ascii="Ubuntu-Regular" w:hAnsi="Ubuntu-Regular"/>
-                <w:sz w:val="17"/>
+                <w:sz w:val="22"/>
               </w:rPr>
               <w:t xml:space="preserve">Point C</w:t>
             </w:r>
@@ -880,7 +886,7 @@
             <w:r>
               <w:rPr>
                 <w:rFonts w:ascii="Ubuntu-Regular" w:hAnsi="Ubuntu-Regular"/>
-                <w:sz w:val="17"/>
+                <w:sz w:val="22"/>
               </w:rPr>
               <w:t xml:space="preserve">Point D</w:t>
             </w:r>
@@ -894,7 +900,7 @@
             <w:r>
               <w:rPr>
                 <w:rFonts w:ascii="Ubuntu-Regular" w:hAnsi="Ubuntu-Regular"/>
-                <w:sz w:val="17"/>
+                <w:sz w:val="22"/>
               </w:rPr>
               <w:t xml:space="preserve">Point E</w:t>
             </w:r>
@@ -910,7 +916,7 @@
             <w:r>
               <w:rPr>
                 <w:rFonts w:ascii="Ubuntu-Regular" w:hAnsi="Ubuntu-Regular"/>
-                <w:sz w:val="17"/>
+                <w:sz w:val="22"/>
               </w:rPr>
               <w:t xml:space="preserve">Point A</w:t>
             </w:r>
@@ -924,7 +930,7 @@
             <w:r>
               <w:rPr>
                 <w:rFonts w:ascii="Ubuntu-Regular" w:hAnsi="Ubuntu-Regular"/>
-                <w:sz w:val="17"/>
+                <w:sz w:val="22"/>
               </w:rPr>
               <w:t xml:space="preserve">—</w:t>
             </w:r>
@@ -964,7 +970,7 @@
             <w:r>
               <w:rPr>
                 <w:rFonts w:ascii="Ubuntu-Regular" w:hAnsi="Ubuntu-Regular"/>
-                <w:sz w:val="17"/>
+                <w:sz w:val="22"/>
               </w:rPr>
               <w:t xml:space="preserve">Point B</w:t>
             </w:r>
@@ -978,7 +984,7 @@
             <w:r>
               <w:rPr>
                 <w:rFonts w:ascii="Ubuntu-Regular" w:hAnsi="Ubuntu-Regular"/>
-                <w:sz w:val="17"/>
+                <w:sz w:val="22"/>
               </w:rPr>
               <w:t xml:space="preserve">87</w:t>
             </w:r>
@@ -992,7 +998,7 @@
             <w:r>
               <w:rPr>
                 <w:rFonts w:ascii="Ubuntu-Regular" w:hAnsi="Ubuntu-Regular"/>
-                <w:sz w:val="17"/>
+                <w:sz w:val="22"/>
               </w:rPr>
               <w:t xml:space="preserve">—</w:t>
             </w:r>
@@ -1026,7 +1032,7 @@
             <w:r>
               <w:rPr>
                 <w:rFonts w:ascii="Ubuntu-Regular" w:hAnsi="Ubuntu-Regular"/>
-                <w:sz w:val="17"/>
+                <w:sz w:val="22"/>
               </w:rPr>
               <w:t xml:space="preserve">Point C</w:t>
             </w:r>
@@ -1040,7 +1046,7 @@
             <w:r>
               <w:rPr>
                 <w:rFonts w:ascii="Ubuntu-Regular" w:hAnsi="Ubuntu-Regular"/>
-                <w:sz w:val="17"/>
+                <w:sz w:val="22"/>
               </w:rPr>
               <w:t xml:space="preserve">64</w:t>
             </w:r>
@@ -1054,7 +1060,7 @@
             <w:r>
               <w:rPr>
                 <w:rFonts w:ascii="Ubuntu-Regular" w:hAnsi="Ubuntu-Regular"/>
-                <w:sz w:val="17"/>
+                <w:sz w:val="22"/>
               </w:rPr>
               <w:t xml:space="preserve">56</w:t>
             </w:r>
@@ -1068,7 +1074,7 @@
             <w:r>
               <w:rPr>
                 <w:rFonts w:ascii="Ubuntu-Regular" w:hAnsi="Ubuntu-Regular"/>
-                <w:sz w:val="17"/>
+                <w:sz w:val="22"/>
               </w:rPr>
               <w:t xml:space="preserve">—</w:t>
             </w:r>
@@ -1096,7 +1102,7 @@
             <w:r>
               <w:rPr>
                 <w:rFonts w:ascii="Ubuntu-Regular" w:hAnsi="Ubuntu-Regular"/>
-                <w:sz w:val="17"/>
+                <w:sz w:val="22"/>
               </w:rPr>
               <w:t xml:space="preserve">Point D</w:t>
             </w:r>
@@ -1110,7 +1116,7 @@
             <w:r>
               <w:rPr>
                 <w:rFonts w:ascii="Ubuntu-Regular" w:hAnsi="Ubuntu-Regular"/>
-                <w:sz w:val="17"/>
+                <w:sz w:val="22"/>
               </w:rPr>
               <w:t xml:space="preserve">37</w:t>
             </w:r>
@@ -1124,7 +1130,7 @@
             <w:r>
               <w:rPr>
                 <w:rFonts w:ascii="Ubuntu-Regular" w:hAnsi="Ubuntu-Regular"/>
-                <w:sz w:val="17"/>
+                <w:sz w:val="22"/>
               </w:rPr>
               <w:t xml:space="preserve">32</w:t>
             </w:r>
@@ -1138,7 +1144,7 @@
             <w:r>
               <w:rPr>
                 <w:rFonts w:ascii="Ubuntu-Regular" w:hAnsi="Ubuntu-Regular"/>
-                <w:sz w:val="17"/>
+                <w:sz w:val="22"/>
               </w:rPr>
               <w:t xml:space="preserve">91</w:t>
             </w:r>
@@ -1152,7 +1158,7 @@
             <w:r>
               <w:rPr>
                 <w:rFonts w:ascii="Ubuntu-Regular" w:hAnsi="Ubuntu-Regular"/>
-                <w:sz w:val="17"/>
+                <w:sz w:val="22"/>
               </w:rPr>
               <w:t xml:space="preserve">—</w:t>
             </w:r>
@@ -1174,7 +1180,7 @@
             <w:r>
               <w:rPr>
                 <w:rFonts w:ascii="Ubuntu-Regular" w:hAnsi="Ubuntu-Regular"/>
-                <w:sz w:val="17"/>
+                <w:sz w:val="22"/>
               </w:rPr>
               <w:t xml:space="preserve">Point E</w:t>
             </w:r>
@@ -1188,7 +1194,7 @@
             <w:r>
               <w:rPr>
                 <w:rFonts w:ascii="Ubuntu-Regular" w:hAnsi="Ubuntu-Regular"/>
-                <w:sz w:val="17"/>
+                <w:sz w:val="22"/>
               </w:rPr>
               <w:t xml:space="preserve">93</w:t>
             </w:r>
@@ -1202,7 +1208,7 @@
             <w:r>
               <w:rPr>
                 <w:rFonts w:ascii="Ubuntu-Regular" w:hAnsi="Ubuntu-Regular"/>
-                <w:sz w:val="17"/>
+                <w:sz w:val="22"/>
               </w:rPr>
               <w:t xml:space="preserve">35</w:t>
             </w:r>
@@ -1216,7 +1222,7 @@
             <w:r>
               <w:rPr>
                 <w:rFonts w:ascii="Ubuntu-Regular" w:hAnsi="Ubuntu-Regular"/>
-                <w:sz w:val="17"/>
+                <w:sz w:val="22"/>
               </w:rPr>
               <w:t xml:space="preserve">54</w:t>
             </w:r>
@@ -1230,7 +1236,7 @@
             <w:r>
               <w:rPr>
                 <w:rFonts w:ascii="Ubuntu-Regular" w:hAnsi="Ubuntu-Regular"/>
-                <w:sz w:val="17"/>
+                <w:sz w:val="22"/>
               </w:rPr>
               <w:t xml:space="preserve">43</w:t>
             </w:r>
@@ -1244,7 +1250,7 @@
             <w:r>
               <w:rPr>
                 <w:rFonts w:ascii="Ubuntu-Regular" w:hAnsi="Ubuntu-Regular"/>
-                <w:sz w:val="17"/>
+                <w:sz w:val="22"/>
               </w:rPr>
               <w:t xml:space="preserve">—</w:t>
             </w:r>
@@ -1256,14 +1262,14 @@
       <w:r>
         <w:rPr>
           <w:rFonts w:ascii="Ubuntu-Regular" w:hAnsi="Ubuntu-Regular"/>
-          <w:sz w:val="18"/>
+          <w:sz w:val="24"/>
         </w:rPr>
         <w:t xml:space="preserve">Next, we see a table with special formatting in various locations. Notice how the </w:t>
       </w:r>
       <w:r>
         <w:rPr>
           <w:rFonts w:ascii="Ubuntu-Regular" w:hAnsi="Ubuntu-Regular"/>
-          <w:sz w:val="18"/>
+          <w:sz w:val="24"/>
         </w:rPr>
         <w:t xml:space="preserve">formatting for the header row and sub header rows is preserved.</w:t>
       </w:r>
@@ -1288,6 +1294,9 @@
         <w:gridCol w:w="2256"/>
       </w:tblGrid>
       <w:tr>
+        <w:trPr>
+          <w:tblHeader/>
+        </w:trPr>
         <w:tc>
           <w:tcPr>
             <w:tcW w:w="0" w:type="auto"/>
@@ -1298,7 +1307,7 @@
                 <w:rFonts w:ascii="Ubuntu-Bold" w:hAnsi="Ubuntu-Bold"/>
                 <w:b/>
                 <w:color w:val="FFFFFF"/>
-                <w:sz w:val="17"/>
+                <w:sz w:val="22"/>
               </w:rPr>
               <w:t xml:space="preserve">College</w:t>
             </w:r>
@@ -1314,7 +1323,7 @@
                 <w:rFonts w:ascii="Ubuntu-Bold" w:hAnsi="Ubuntu-Bold"/>
                 <w:b/>
                 <w:color w:val="FFFFFF"/>
-                <w:sz w:val="17"/>
+                <w:sz w:val="22"/>
               </w:rPr>
               <w:t xml:space="preserve">New students</w:t>
             </w:r>
@@ -1330,7 +1339,7 @@
                 <w:rFonts w:ascii="Ubuntu-Bold" w:hAnsi="Ubuntu-Bold"/>
                 <w:b/>
                 <w:color w:val="FFFFFF"/>
-                <w:sz w:val="17"/>
+                <w:sz w:val="22"/>
               </w:rPr>
               <w:t xml:space="preserve">Graduating </w:t>
             </w:r>
@@ -1339,7 +1348,7 @@
                 <w:rFonts w:ascii="Ubuntu-Bold" w:hAnsi="Ubuntu-Bold"/>
                 <w:b/>
                 <w:color w:val="FFFFFF"/>
-                <w:sz w:val="17"/>
+                <w:sz w:val="22"/>
               </w:rPr>
               <w:t xml:space="preserve">students</w:t>
             </w:r>
@@ -1355,7 +1364,7 @@
                 <w:rFonts w:ascii="Ubuntu-Bold" w:hAnsi="Ubuntu-Bold"/>
                 <w:b/>
                 <w:color w:val="FFFFFF"/>
-                <w:sz w:val="17"/>
+                <w:sz w:val="22"/>
               </w:rPr>
               <w:t xml:space="preserve">Change</w:t>
             </w:r>
@@ -1379,7 +1388,7 @@
                 <w:rFonts w:ascii="Ubuntu-Italic" w:hAnsi="Ubuntu-Italic"/>
                 <w:i/>
                 <w:color w:val="808080"/>
-                <w:sz w:val="17"/>
+                <w:sz w:val="22"/>
               </w:rPr>
               <w:t xml:space="preserve">Undergraduate</w:t>
             </w:r>
@@ -1407,7 +1416,7 @@
             <w:r>
               <w:rPr>
                 <w:rFonts w:ascii="Ubuntu-Regular" w:hAnsi="Ubuntu-Regular"/>
-                <w:sz w:val="17"/>
+                <w:sz w:val="22"/>
               </w:rPr>
               <w:t xml:space="preserve">Cedar University</w:t>
             </w:r>
@@ -1421,7 +1430,7 @@
             <w:r>
               <w:rPr>
                 <w:rFonts w:ascii="Ubuntu-Regular" w:hAnsi="Ubuntu-Regular"/>
-                <w:sz w:val="17"/>
+                <w:sz w:val="22"/>
               </w:rPr>
               <w:t xml:space="preserve">110</w:t>
             </w:r>
@@ -1435,7 +1444,7 @@
             <w:r>
               <w:rPr>
                 <w:rFonts w:ascii="Ubuntu-Regular" w:hAnsi="Ubuntu-Regular"/>
-                <w:sz w:val="17"/>
+                <w:sz w:val="22"/>
               </w:rPr>
               <w:t xml:space="preserve">103</w:t>
             </w:r>
@@ -1449,7 +1458,7 @@
             <w:r>
               <w:rPr>
                 <w:rFonts w:ascii="Ubuntu-Regular" w:hAnsi="Ubuntu-Regular"/>
-                <w:sz w:val="17"/>
+                <w:sz w:val="22"/>
               </w:rPr>
               <w:t xml:space="preserve">+7</w:t>
             </w:r>
@@ -1465,7 +1474,7 @@
             <w:r>
               <w:rPr>
                 <w:rFonts w:ascii="Ubuntu-Regular" w:hAnsi="Ubuntu-Regular"/>
-                <w:sz w:val="17"/>
+                <w:sz w:val="22"/>
               </w:rPr>
               <w:t xml:space="preserve">Oak Institute</w:t>
             </w:r>
@@ -1479,7 +1488,7 @@
             <w:r>
               <w:rPr>
                 <w:rFonts w:ascii="Ubuntu-Regular" w:hAnsi="Ubuntu-Regular"/>
-                <w:sz w:val="17"/>
+                <w:sz w:val="22"/>
               </w:rPr>
               <w:t xml:space="preserve">202</w:t>
             </w:r>
@@ -1493,7 +1502,7 @@
             <w:r>
               <w:rPr>
                 <w:rFonts w:ascii="Ubuntu-Regular" w:hAnsi="Ubuntu-Regular"/>
-                <w:sz w:val="17"/>
+                <w:sz w:val="22"/>
               </w:rPr>
               <w:t xml:space="preserve">210</w:t>
             </w:r>
@@ -1507,7 +1516,7 @@
             <w:r>
               <w:rPr>
                 <w:rFonts w:ascii="Ubuntu-Regular" w:hAnsi="Ubuntu-Regular"/>
-                <w:sz w:val="17"/>
+                <w:sz w:val="22"/>
               </w:rPr>
               <w:t xml:space="preserve">-8</w:t>
             </w:r>
@@ -1531,7 +1540,7 @@
                 <w:rFonts w:ascii="Ubuntu-Italic" w:hAnsi="Ubuntu-Italic"/>
                 <w:i/>
                 <w:color w:val="808080"/>
-                <w:sz w:val="17"/>
+                <w:sz w:val="22"/>
               </w:rPr>
               <w:t xml:space="preserve">Graduate</w:t>
             </w:r>
@@ -1559,7 +1568,7 @@
             <w:r>
               <w:rPr>
                 <w:rFonts w:ascii="Ubuntu-Regular" w:hAnsi="Ubuntu-Regular"/>
-                <w:sz w:val="17"/>
+                <w:sz w:val="22"/>
               </w:rPr>
               <w:t xml:space="preserve">Cedar University</w:t>
             </w:r>
@@ -1573,7 +1582,7 @@
             <w:r>
               <w:rPr>
                 <w:rFonts w:ascii="Ubuntu-Regular" w:hAnsi="Ubuntu-Regular"/>
-                <w:sz w:val="17"/>
+                <w:sz w:val="22"/>
               </w:rPr>
               <w:t xml:space="preserve">24</w:t>
             </w:r>
@@ -1587,7 +1596,7 @@
             <w:r>
               <w:rPr>
                 <w:rFonts w:ascii="Ubuntu-Regular" w:hAnsi="Ubuntu-Regular"/>
-                <w:sz w:val="17"/>
+                <w:sz w:val="22"/>
               </w:rPr>
               <w:t xml:space="preserve">20</w:t>
             </w:r>
@@ -1601,7 +1610,7 @@
             <w:r>
               <w:rPr>
                 <w:rFonts w:ascii="Ubuntu-Regular" w:hAnsi="Ubuntu-Regular"/>
-                <w:sz w:val="17"/>
+                <w:sz w:val="22"/>
               </w:rPr>
               <w:t xml:space="preserve">+4</w:t>
             </w:r>
@@ -1617,7 +1626,7 @@
             <w:r>
               <w:rPr>
                 <w:rFonts w:ascii="Ubuntu-Regular" w:hAnsi="Ubuntu-Regular"/>
-                <w:sz w:val="17"/>
+                <w:sz w:val="22"/>
               </w:rPr>
               <w:t xml:space="preserve">Elm College</w:t>
             </w:r>
@@ -1631,7 +1640,7 @@
             <w:r>
               <w:rPr>
                 <w:rFonts w:ascii="Ubuntu-Regular" w:hAnsi="Ubuntu-Regular"/>
-                <w:sz w:val="17"/>
+                <w:sz w:val="22"/>
               </w:rPr>
               <w:t xml:space="preserve">43</w:t>
             </w:r>
@@ -1645,7 +1654,7 @@
             <w:r>
               <w:rPr>
                 <w:rFonts w:ascii="Ubuntu-Regular" w:hAnsi="Ubuntu-Regular"/>
-                <w:sz w:val="17"/>
+                <w:sz w:val="22"/>
               </w:rPr>
               <w:t xml:space="preserve">53</w:t>
             </w:r>
@@ -1659,7 +1668,7 @@
             <w:r>
               <w:rPr>
                 <w:rFonts w:ascii="Ubuntu-Regular" w:hAnsi="Ubuntu-Regular"/>
-                <w:sz w:val="17"/>
+                <w:sz w:val="22"/>
               </w:rPr>
               <w:t xml:space="preserve">-10</w:t>
             </w:r>
@@ -1675,7 +1684,7 @@
             <w:r>
               <w:rPr>
                 <w:rFonts w:ascii="Ubuntu-Regular" w:hAnsi="Ubuntu-Regular"/>
-                <w:sz w:val="17"/>
+                <w:sz w:val="22"/>
               </w:rPr>
               <w:t xml:space="preserve">Total</w:t>
             </w:r>
@@ -1689,7 +1698,7 @@
             <w:r>
               <w:rPr>
                 <w:rFonts w:ascii="Ubuntu-Regular" w:hAnsi="Ubuntu-Regular"/>
-                <w:sz w:val="17"/>
+                <w:sz w:val="22"/>
               </w:rPr>
               <w:t xml:space="preserve">998</w:t>
             </w:r>
@@ -1703,7 +1712,7 @@
             <w:r>
               <w:rPr>
                 <w:rFonts w:ascii="Ubuntu-Regular" w:hAnsi="Ubuntu-Regular"/>
-                <w:sz w:val="17"/>
+                <w:sz w:val="22"/>
               </w:rPr>
               <w:t xml:space="preserve">908</w:t>
             </w:r>
@@ -1717,7 +1726,7 @@
             <w:r>
               <w:rPr>
                 <w:rFonts w:ascii="Ubuntu-Regular" w:hAnsi="Ubuntu-Regular"/>
-                <w:sz w:val="17"/>
+                <w:sz w:val="22"/>
               </w:rPr>
               <w:t xml:space="preserve">90</w:t>
             </w:r>
@@ -1730,14 +1739,14 @@
         <w:rPr>
           <w:rFonts w:ascii="Ubuntu-Italic" w:hAnsi="Ubuntu-Italic"/>
           <w:i/>
-          <w:sz w:val="15"/>
+          <w:sz w:val="20"/>
         </w:rPr>
         <w:t xml:space="preserve">Source: </w:t>
       </w:r>
       <w:r>
         <w:rPr>
           <w:rFonts w:ascii="Ubuntu-Regular" w:hAnsi="Ubuntu-Regular"/>
-          <w:sz w:val="15"/>
+          <w:sz w:val="20"/>
         </w:rPr>
         <w:t xml:space="preserve">Fictitious data, for illustration purposes only</w:t>
       </w:r>
@@ -1746,21 +1755,21 @@
       <w:r>
         <w:rPr>
           <w:rFonts w:ascii="Ubuntu-Regular" w:hAnsi="Ubuntu-Regular"/>
-          <w:sz w:val="18"/>
+          <w:sz w:val="24"/>
         </w:rPr>
         <w:t xml:space="preserve">Next, we have something a little more complex, a nested table, i.e. a table inside </w:t>
       </w:r>
       <w:r>
         <w:rPr>
           <w:rFonts w:ascii="Ubuntu-Regular" w:hAnsi="Ubuntu-Regular"/>
-          <w:sz w:val="18"/>
+          <w:sz w:val="24"/>
         </w:rPr>
         <w:t xml:space="preserve">another table. Additionally, the inner table has some of its cells merged. The table is </w:t>
       </w:r>
       <w:r>
         <w:rPr>
           <w:rFonts w:ascii="Ubuntu-Regular" w:hAnsi="Ubuntu-Regular"/>
-          <w:sz w:val="18"/>
+          <w:sz w:val="24"/>
         </w:rPr>
         <w:t xml:space="preserve">displayed horizontally centered.</w:t>
       </w:r>
@@ -1788,6 +1797,9 @@
         <w:gridCol w:w="4513"/>
       </w:tblGrid>
       <w:tr>
+        <w:trPr>
+          <w:tblHeader/>
+        </w:trPr>
         <w:tc>
           <w:tcPr>
             <w:tcW w:w="0" w:type="auto"/>
@@ -1810,6 +1822,9 @@
               <w:gridCol w:w="4513"/>
             </w:tblGrid>
             <w:tr>
+              <w:trPr>
+                <w:tblHeader/>
+              </w:trPr>
               <w:tc>
                 <w:tcPr>
                   <w:tcW w:w="0" w:type="auto"/>
@@ -1819,7 +1834,7 @@
                   <w:r>
                     <w:rPr>
                       <w:rFonts w:ascii="Ubuntu-Regular" w:hAnsi="Ubuntu-Regular"/>
-                      <w:sz w:val="17"/>
+                      <w:sz w:val="22"/>
                     </w:rPr>
                     <w:t xml:space="preserve">One</w:t>
                   </w:r>
@@ -1828,7 +1843,7 @@
                   <w:r>
                     <w:rPr>
                       <w:rFonts w:ascii="Ubuntu-Regular" w:hAnsi="Ubuntu-Regular"/>
-                      <w:sz w:val="17"/>
+                      <w:sz w:val="22"/>
                     </w:rPr>
                     <w:t xml:space="preserve">Three</w:t>
                   </w:r>
@@ -1842,7 +1857,7 @@
                   <w:r>
                     <w:rPr>
                       <w:rFonts w:ascii="Ubuntu-Regular" w:hAnsi="Ubuntu-Regular"/>
-                      <w:sz w:val="17"/>
+                      <w:sz w:val="22"/>
                     </w:rPr>
                     <w:t xml:space="preserve">Two</w:t>
                   </w:r>
@@ -1865,7 +1880,7 @@
                   <w:r>
                     <w:rPr>
                       <w:rFonts w:ascii="Ubuntu-Regular" w:hAnsi="Ubuntu-Regular"/>
-                      <w:sz w:val="17"/>
+                      <w:sz w:val="22"/>
                     </w:rPr>
                     <w:t xml:space="preserve">Four</w:t>
                   </w:r>
@@ -1883,21 +1898,21 @@
             <w:r>
               <w:rPr>
                 <w:rFonts w:ascii="Ubuntu-Regular" w:hAnsi="Ubuntu-Regular"/>
-                <w:sz w:val="17"/>
+                <w:sz w:val="22"/>
               </w:rPr>
               <w:t xml:space="preserve">To the left is a table inside a </w:t>
             </w:r>
             <w:r>
               <w:rPr>
                 <w:rFonts w:ascii="Ubuntu-Regular" w:hAnsi="Ubuntu-Regular"/>
-                <w:sz w:val="17"/>
+                <w:sz w:val="22"/>
               </w:rPr>
               <w:t xml:space="preserve">table, with some cells </w:t>
             </w:r>
             <w:r>
               <w:rPr>
                 <w:rFonts w:ascii="Ubuntu-Regular" w:hAnsi="Ubuntu-Regular"/>
-                <w:sz w:val="17"/>
+                <w:sz w:val="22"/>
               </w:rPr>
               <w:t xml:space="preserve">merged.</w:t>
             </w:r>
@@ -1909,28 +1924,28 @@
       <w:r>
         <w:rPr>
           <w:rFonts w:ascii="Ubuntu-Regular" w:hAnsi="Ubuntu-Regular"/>
-          <w:sz w:val="18"/>
+          <w:sz w:val="24"/>
         </w:rPr>
         <w:t xml:space="preserve">We end with a fancy calendar, note how much of the original formatting is </w:t>
       </w:r>
       <w:r>
         <w:rPr>
           <w:rFonts w:ascii="Ubuntu-Regular" w:hAnsi="Ubuntu-Regular"/>
-          <w:sz w:val="18"/>
+          <w:sz w:val="24"/>
         </w:rPr>
         <w:t xml:space="preserve">preserved. Note that this table will only display correctly on relatively wide screens. In </w:t>
       </w:r>
       <w:r>
         <w:rPr>
           <w:rFonts w:ascii="Ubuntu-Regular" w:hAnsi="Ubuntu-Regular"/>
-          <w:sz w:val="18"/>
+          <w:sz w:val="24"/>
         </w:rPr>
         <w:t xml:space="preserve">general, very wide tables or tables whose cells have fixed width requirements don’t </w:t>
       </w:r>
       <w:r>
         <w:rPr>
           <w:rFonts w:ascii="Ubuntu-Regular" w:hAnsi="Ubuntu-Regular"/>
-          <w:sz w:val="18"/>
+          <w:sz w:val="24"/>
         </w:rPr>
         <w:t xml:space="preserve">fare well in ebooks.</w:t>
       </w:r>
@@ -1940,7 +1955,7 @@
         <w:rPr>
           <w:rFonts w:ascii="Ubuntu-Regular" w:hAnsi="Ubuntu-Regular"/>
           <w:color w:val="365F91"/>
-          <w:sz w:val="33"/>
+          <w:sz w:val="44"/>
         </w:rPr>
         <w:t xml:space="preserve">December 2007</w:t>
       </w:r>
@@ -1950,7 +1965,7 @@
         <w:rPr>
           <w:rFonts w:ascii="Ubuntu-Regular" w:hAnsi="Ubuntu-Regular"/>
           <w:color w:val="365F91"/>
-          <w:sz w:val="17"/>
+          <w:sz w:val="22"/>
         </w:rPr>
         <w:t xml:space="preserve">Su </w:t>
       </w:r>
@@ -1958,7 +1973,7 @@
         <w:rPr>
           <w:rFonts w:ascii="Ubuntu-Regular" w:hAnsi="Ubuntu-Regular"/>
           <w:color w:val="365F91"/>
-          <w:sz w:val="17"/>
+          <w:sz w:val="22"/>
         </w:rPr>
         <w:t xml:space="preserve">n</w:t>
       </w:r>
@@ -1968,7 +1983,7 @@
         <w:rPr>
           <w:rFonts w:ascii="Ubuntu-Regular" w:hAnsi="Ubuntu-Regular"/>
           <w:color w:val="7F7F7F"/>
-          <w:sz w:val="17"/>
+          <w:sz w:val="22"/>
         </w:rPr>
         <w:t xml:space="preserve">Mon</w:t>
       </w:r>
@@ -1978,7 +1993,7 @@
         <w:rPr>
           <w:rFonts w:ascii="Ubuntu-Regular" w:hAnsi="Ubuntu-Regular"/>
           <w:color w:val="7F7F7F"/>
-          <w:sz w:val="17"/>
+          <w:sz w:val="22"/>
         </w:rPr>
         <w:t xml:space="preserve">Tu </w:t>
       </w:r>
@@ -1986,7 +2001,7 @@
         <w:rPr>
           <w:rFonts w:ascii="Ubuntu-Regular" w:hAnsi="Ubuntu-Regular"/>
           <w:color w:val="7F7F7F"/>
-          <w:sz w:val="17"/>
+          <w:sz w:val="22"/>
         </w:rPr>
         <w:t xml:space="preserve">e</w:t>
       </w:r>
@@ -1996,7 +2011,7 @@
         <w:rPr>
           <w:rFonts w:ascii="Ubuntu-Regular" w:hAnsi="Ubuntu-Regular"/>
           <w:color w:val="7F7F7F"/>
-          <w:sz w:val="17"/>
+          <w:sz w:val="22"/>
         </w:rPr>
         <w:t xml:space="preserve">We </w:t>
       </w:r>
@@ -2004,7 +2019,7 @@
         <w:rPr>
           <w:rFonts w:ascii="Ubuntu-Regular" w:hAnsi="Ubuntu-Regular"/>
           <w:color w:val="7F7F7F"/>
-          <w:sz w:val="17"/>
+          <w:sz w:val="22"/>
         </w:rPr>
         <w:t xml:space="preserve">d</w:t>
       </w:r>
@@ -2014,7 +2029,7 @@
         <w:rPr>
           <w:rFonts w:ascii="Ubuntu-Regular" w:hAnsi="Ubuntu-Regular"/>
           <w:color w:val="7F7F7F"/>
-          <w:sz w:val="17"/>
+          <w:sz w:val="22"/>
         </w:rPr>
         <w:t xml:space="preserve">Th </w:t>
       </w:r>
@@ -2022,7 +2037,7 @@
         <w:rPr>
           <w:rFonts w:ascii="Ubuntu-Regular" w:hAnsi="Ubuntu-Regular"/>
           <w:color w:val="7F7F7F"/>
-          <w:sz w:val="17"/>
+          <w:sz w:val="22"/>
         </w:rPr>
         <w:t xml:space="preserve">u</w:t>
       </w:r>
@@ -2032,7 +2047,7 @@
         <w:rPr>
           <w:rFonts w:ascii="Ubuntu-Regular" w:hAnsi="Ubuntu-Regular"/>
           <w:color w:val="7F7F7F"/>
-          <w:sz w:val="17"/>
+          <w:sz w:val="22"/>
         </w:rPr>
         <w:t xml:space="preserve">Fri</w:t>
       </w:r>
@@ -2042,7 +2057,7 @@
         <w:rPr>
           <w:rFonts w:ascii="Ubuntu-Regular" w:hAnsi="Ubuntu-Regular"/>
           <w:color w:val="365F91"/>
-          <w:sz w:val="17"/>
+          <w:sz w:val="22"/>
         </w:rPr>
         <w:t xml:space="preserve">Sat</w:t>
       </w:r>
@@ -2052,7 +2067,7 @@
         <w:rPr>
           <w:rFonts w:ascii="Ubuntu-Regular" w:hAnsi="Ubuntu-Regular"/>
           <w:color w:val="365F91"/>
-          <w:sz w:val="17"/>
+          <w:sz w:val="22"/>
         </w:rPr>
         <w:t xml:space="preserve">1</w:t>
       </w:r>
@@ -2062,7 +2077,7 @@
         <w:rPr>
           <w:rFonts w:ascii="Ubuntu-Regular" w:hAnsi="Ubuntu-Regular"/>
           <w:color w:val="365F91"/>
-          <w:sz w:val="17"/>
+          <w:sz w:val="22"/>
         </w:rPr>
         <w:t xml:space="preserve">2</w:t>
       </w:r>
@@ -2072,7 +2087,7 @@
         <w:rPr>
           <w:rFonts w:ascii="Ubuntu-Regular" w:hAnsi="Ubuntu-Regular"/>
           <w:color w:val="7F7F7F"/>
-          <w:sz w:val="17"/>
+          <w:sz w:val="22"/>
         </w:rPr>
         <w:t xml:space="preserve">3</w:t>
       </w:r>
@@ -2082,7 +2097,7 @@
         <w:rPr>
           <w:rFonts w:ascii="Ubuntu-Regular" w:hAnsi="Ubuntu-Regular"/>
           <w:color w:val="7F7F7F"/>
-          <w:sz w:val="17"/>
+          <w:sz w:val="22"/>
         </w:rPr>
         <w:t xml:space="preserve">4</w:t>
       </w:r>
@@ -2092,7 +2107,7 @@
         <w:rPr>
           <w:rFonts w:ascii="Ubuntu-Regular" w:hAnsi="Ubuntu-Regular"/>
           <w:color w:val="7F7F7F"/>
-          <w:sz w:val="17"/>
+          <w:sz w:val="22"/>
         </w:rPr>
         <w:t xml:space="preserve">5</w:t>
       </w:r>
@@ -2102,7 +2117,7 @@
         <w:rPr>
           <w:rFonts w:ascii="Ubuntu-Regular" w:hAnsi="Ubuntu-Regular"/>
           <w:color w:val="7F7F7F"/>
-          <w:sz w:val="17"/>
+          <w:sz w:val="22"/>
         </w:rPr>
         <w:t xml:space="preserve">6</w:t>
       </w:r>
@@ -2112,7 +2127,7 @@
         <w:rPr>
           <w:rFonts w:ascii="Ubuntu-Regular" w:hAnsi="Ubuntu-Regular"/>
           <w:color w:val="7F7F7F"/>
-          <w:sz w:val="17"/>
+          <w:sz w:val="22"/>
         </w:rPr>
         <w:t xml:space="preserve">7</w:t>
       </w:r>
@@ -2122,7 +2137,7 @@
         <w:rPr>
           <w:rFonts w:ascii="Ubuntu-Regular" w:hAnsi="Ubuntu-Regular"/>
           <w:color w:val="365F91"/>
-          <w:sz w:val="17"/>
+          <w:sz w:val="22"/>
         </w:rPr>
         <w:t xml:space="preserve">8</w:t>
       </w:r>
@@ -2132,7 +2147,7 @@
         <w:rPr>
           <w:rFonts w:ascii="Ubuntu-Regular" w:hAnsi="Ubuntu-Regular"/>
           <w:color w:val="365F91"/>
-          <w:sz w:val="17"/>
+          <w:sz w:val="22"/>
         </w:rPr>
         <w:t xml:space="preserve">9</w:t>
       </w:r>
@@ -2142,7 +2157,7 @@
         <w:rPr>
           <w:rFonts w:ascii="Ubuntu-Regular" w:hAnsi="Ubuntu-Regular"/>
           <w:color w:val="7F7F7F"/>
-          <w:sz w:val="17"/>
+          <w:sz w:val="22"/>
         </w:rPr>
         <w:t xml:space="preserve">10</w:t>
       </w:r>
@@ -2152,7 +2167,7 @@
         <w:rPr>
           <w:rFonts w:ascii="Ubuntu-Regular" w:hAnsi="Ubuntu-Regular"/>
           <w:color w:val="7F7F7F"/>
-          <w:sz w:val="17"/>
+          <w:sz w:val="22"/>
         </w:rPr>
         <w:t xml:space="preserve">1 </w:t>
       </w:r>
@@ -2160,7 +2175,7 @@
         <w:rPr>
           <w:rFonts w:ascii="Ubuntu-Regular" w:hAnsi="Ubuntu-Regular"/>
           <w:color w:val="7F7F7F"/>
-          <w:sz w:val="17"/>
+          <w:sz w:val="22"/>
         </w:rPr>
         <w:t xml:space="preserve">1</w:t>
       </w:r>
@@ -2170,7 +2185,7 @@
         <w:rPr>
           <w:rFonts w:ascii="Ubuntu-Regular" w:hAnsi="Ubuntu-Regular"/>
           <w:color w:val="7F7F7F"/>
-          <w:sz w:val="17"/>
+          <w:sz w:val="22"/>
         </w:rPr>
         <w:t xml:space="preserve">1 </w:t>
       </w:r>
@@ -2178,7 +2193,7 @@
         <w:rPr>
           <w:rFonts w:ascii="Ubuntu-Regular" w:hAnsi="Ubuntu-Regular"/>
           <w:color w:val="7F7F7F"/>
-          <w:sz w:val="17"/>
+          <w:sz w:val="22"/>
         </w:rPr>
         <w:t xml:space="preserve">2</w:t>
       </w:r>
@@ -2188,7 +2203,7 @@
         <w:rPr>
           <w:rFonts w:ascii="Ubuntu-Regular" w:hAnsi="Ubuntu-Regular"/>
           <w:color w:val="7F7F7F"/>
-          <w:sz w:val="17"/>
+          <w:sz w:val="22"/>
         </w:rPr>
         <w:t xml:space="preserve">1 </w:t>
       </w:r>
@@ -2196,7 +2211,7 @@
         <w:rPr>
           <w:rFonts w:ascii="Ubuntu-Regular" w:hAnsi="Ubuntu-Regular"/>
           <w:color w:val="7F7F7F"/>
-          <w:sz w:val="17"/>
+          <w:sz w:val="22"/>
         </w:rPr>
         <w:t xml:space="preserve">3</w:t>
       </w:r>
@@ -2206,7 +2221,7 @@
         <w:rPr>
           <w:rFonts w:ascii="Ubuntu-Regular" w:hAnsi="Ubuntu-Regular"/>
           <w:color w:val="7F7F7F"/>
-          <w:sz w:val="17"/>
+          <w:sz w:val="22"/>
         </w:rPr>
         <w:t xml:space="preserve">1 </w:t>
       </w:r>
@@ -2214,7 +2229,7 @@
         <w:rPr>
           <w:rFonts w:ascii="Ubuntu-Regular" w:hAnsi="Ubuntu-Regular"/>
           <w:color w:val="7F7F7F"/>
-          <w:sz w:val="17"/>
+          <w:sz w:val="22"/>
         </w:rPr>
         <w:t xml:space="preserve">4</w:t>
       </w:r>
@@ -2224,7 +2239,7 @@
         <w:rPr>
           <w:rFonts w:ascii="Ubuntu-Regular" w:hAnsi="Ubuntu-Regular"/>
           <w:color w:val="365F91"/>
-          <w:sz w:val="17"/>
+          <w:sz w:val="22"/>
         </w:rPr>
         <w:t xml:space="preserve">1 </w:t>
       </w:r>
@@ -2232,7 +2247,7 @@
         <w:rPr>
           <w:rFonts w:ascii="Ubuntu-Regular" w:hAnsi="Ubuntu-Regular"/>
           <w:color w:val="365F91"/>
-          <w:sz w:val="17"/>
+          <w:sz w:val="22"/>
         </w:rPr>
         <w:t xml:space="preserve">5</w:t>
       </w:r>
@@ -2242,7 +2257,7 @@
         <w:rPr>
           <w:rFonts w:ascii="Ubuntu-Regular" w:hAnsi="Ubuntu-Regular"/>
           <w:color w:val="365F91"/>
-          <w:sz w:val="17"/>
+          <w:sz w:val="22"/>
         </w:rPr>
         <w:t xml:space="preserve">1 </w:t>
       </w:r>
@@ -2250,7 +2265,7 @@
         <w:rPr>
           <w:rFonts w:ascii="Ubuntu-Regular" w:hAnsi="Ubuntu-Regular"/>
           <w:color w:val="365F91"/>
-          <w:sz w:val="17"/>
+          <w:sz w:val="22"/>
         </w:rPr>
         <w:t xml:space="preserve">6</w:t>
       </w:r>
@@ -2260,7 +2275,7 @@
         <w:rPr>
           <w:rFonts w:ascii="Ubuntu-Regular" w:hAnsi="Ubuntu-Regular"/>
           <w:color w:val="7F7F7F"/>
-          <w:sz w:val="17"/>
+          <w:sz w:val="22"/>
         </w:rPr>
         <w:t xml:space="preserve">17</w:t>
       </w:r>
@@ -2270,7 +2285,7 @@
         <w:rPr>
           <w:rFonts w:ascii="Ubuntu-Regular" w:hAnsi="Ubuntu-Regular"/>
           <w:color w:val="7F7F7F"/>
-          <w:sz w:val="17"/>
+          <w:sz w:val="22"/>
         </w:rPr>
         <w:t xml:space="preserve">1 </w:t>
       </w:r>
@@ -2278,7 +2293,7 @@
         <w:rPr>
           <w:rFonts w:ascii="Ubuntu-Regular" w:hAnsi="Ubuntu-Regular"/>
           <w:color w:val="7F7F7F"/>
-          <w:sz w:val="17"/>
+          <w:sz w:val="22"/>
         </w:rPr>
         <w:t xml:space="preserve">8</w:t>
       </w:r>
@@ -2288,7 +2303,7 @@
         <w:rPr>
           <w:rFonts w:ascii="Ubuntu-Regular" w:hAnsi="Ubuntu-Regular"/>
           <w:color w:val="7F7F7F"/>
-          <w:sz w:val="17"/>
+          <w:sz w:val="22"/>
         </w:rPr>
         <w:t xml:space="preserve">1 </w:t>
       </w:r>
@@ -2296,7 +2311,7 @@
         <w:rPr>
           <w:rFonts w:ascii="Ubuntu-Regular" w:hAnsi="Ubuntu-Regular"/>
           <w:color w:val="7F7F7F"/>
-          <w:sz w:val="17"/>
+          <w:sz w:val="22"/>
         </w:rPr>
         <w:t xml:space="preserve">9</w:t>
       </w:r>
@@ -2306,7 +2321,7 @@
         <w:rPr>
           <w:rFonts w:ascii="Ubuntu-Regular" w:hAnsi="Ubuntu-Regular"/>
           <w:color w:val="7F7F7F"/>
-          <w:sz w:val="17"/>
+          <w:sz w:val="22"/>
         </w:rPr>
         <w:t xml:space="preserve">2 </w:t>
       </w:r>
@@ -2314,7 +2329,7 @@
         <w:rPr>
           <w:rFonts w:ascii="Ubuntu-Regular" w:hAnsi="Ubuntu-Regular"/>
           <w:color w:val="7F7F7F"/>
-          <w:sz w:val="17"/>
+          <w:sz w:val="22"/>
         </w:rPr>
         <w:t xml:space="preserve">0</w:t>
       </w:r>
@@ -2324,7 +2339,7 @@
         <w:rPr>
           <w:rFonts w:ascii="Ubuntu-Regular" w:hAnsi="Ubuntu-Regular"/>
           <w:color w:val="7F7F7F"/>
-          <w:sz w:val="17"/>
+          <w:sz w:val="22"/>
         </w:rPr>
         <w:t xml:space="preserve">2 </w:t>
       </w:r>
@@ -2332,7 +2347,7 @@
         <w:rPr>
           <w:rFonts w:ascii="Ubuntu-Regular" w:hAnsi="Ubuntu-Regular"/>
           <w:color w:val="7F7F7F"/>
-          <w:sz w:val="17"/>
+          <w:sz w:val="22"/>
         </w:rPr>
         <w:t xml:space="preserve">1</w:t>
       </w:r>
@@ -2342,7 +2357,7 @@
         <w:rPr>
           <w:rFonts w:ascii="Ubuntu-Regular" w:hAnsi="Ubuntu-Regular"/>
           <w:color w:val="365F91"/>
-          <w:sz w:val="17"/>
+          <w:sz w:val="22"/>
         </w:rPr>
         <w:t xml:space="preserve">2 </w:t>
       </w:r>
@@ -2350,7 +2365,7 @@
         <w:rPr>
           <w:rFonts w:ascii="Ubuntu-Regular" w:hAnsi="Ubuntu-Regular"/>
           <w:color w:val="365F91"/>
-          <w:sz w:val="17"/>
+          <w:sz w:val="22"/>
         </w:rPr>
         <w:t xml:space="preserve">2</w:t>
       </w:r>
@@ -2360,7 +2375,7 @@
         <w:rPr>
           <w:rFonts w:ascii="Ubuntu-Regular" w:hAnsi="Ubuntu-Regular"/>
           <w:color w:val="365F91"/>
-          <w:sz w:val="17"/>
+          <w:sz w:val="22"/>
         </w:rPr>
         <w:t xml:space="preserve">2 </w:t>
       </w:r>
@@ -2368,7 +2383,7 @@
         <w:rPr>
           <w:rFonts w:ascii="Ubuntu-Regular" w:hAnsi="Ubuntu-Regular"/>
           <w:color w:val="365F91"/>
-          <w:sz w:val="17"/>
+          <w:sz w:val="22"/>
         </w:rPr>
         <w:t xml:space="preserve">3</w:t>
       </w:r>
@@ -2378,7 +2393,7 @@
         <w:rPr>
           <w:rFonts w:ascii="Ubuntu-Regular" w:hAnsi="Ubuntu-Regular"/>
           <w:color w:val="7F7F7F"/>
-          <w:sz w:val="17"/>
+          <w:sz w:val="22"/>
         </w:rPr>
         <w:t xml:space="preserve">24</w:t>
       </w:r>
@@ -2388,7 +2403,7 @@
         <w:rPr>
           <w:rFonts w:ascii="Ubuntu-Regular" w:hAnsi="Ubuntu-Regular"/>
           <w:color w:val="7F7F7F"/>
-          <w:sz w:val="17"/>
+          <w:sz w:val="22"/>
         </w:rPr>
         <w:t xml:space="preserve">2 </w:t>
       </w:r>
@@ -2396,7 +2411,7 @@
         <w:rPr>
           <w:rFonts w:ascii="Ubuntu-Regular" w:hAnsi="Ubuntu-Regular"/>
           <w:color w:val="7F7F7F"/>
-          <w:sz w:val="17"/>
+          <w:sz w:val="22"/>
         </w:rPr>
         <w:t xml:space="preserve">5</w:t>
       </w:r>
@@ -2406,7 +2421,7 @@
         <w:rPr>
           <w:rFonts w:ascii="Ubuntu-Regular" w:hAnsi="Ubuntu-Regular"/>
           <w:color w:val="7F7F7F"/>
-          <w:sz w:val="17"/>
+          <w:sz w:val="22"/>
         </w:rPr>
         <w:t xml:space="preserve">2 </w:t>
       </w:r>
@@ -2414,7 +2429,7 @@
         <w:rPr>
           <w:rFonts w:ascii="Ubuntu-Regular" w:hAnsi="Ubuntu-Regular"/>
           <w:color w:val="7F7F7F"/>
-          <w:sz w:val="17"/>
+          <w:sz w:val="22"/>
         </w:rPr>
         <w:t xml:space="preserve">6</w:t>
       </w:r>
@@ -2424,7 +2439,7 @@
         <w:rPr>
           <w:rFonts w:ascii="Ubuntu-Regular" w:hAnsi="Ubuntu-Regular"/>
           <w:color w:val="7F7F7F"/>
-          <w:sz w:val="17"/>
+          <w:sz w:val="22"/>
         </w:rPr>
         <w:t xml:space="preserve">2 </w:t>
       </w:r>
@@ -2432,7 +2447,7 @@
         <w:rPr>
           <w:rFonts w:ascii="Ubuntu-Regular" w:hAnsi="Ubuntu-Regular"/>
           <w:color w:val="7F7F7F"/>
-          <w:sz w:val="17"/>
+          <w:sz w:val="22"/>
         </w:rPr>
         <w:t xml:space="preserve">7</w:t>
       </w:r>
@@ -2442,7 +2457,7 @@
         <w:rPr>
           <w:rFonts w:ascii="Ubuntu-Regular" w:hAnsi="Ubuntu-Regular"/>
           <w:color w:val="7F7F7F"/>
-          <w:sz w:val="17"/>
+          <w:sz w:val="22"/>
         </w:rPr>
         <w:t xml:space="preserve">2 </w:t>
       </w:r>
@@ -2450,7 +2465,7 @@
         <w:rPr>
           <w:rFonts w:ascii="Ubuntu-Regular" w:hAnsi="Ubuntu-Regular"/>
           <w:color w:val="7F7F7F"/>
-          <w:sz w:val="17"/>
+          <w:sz w:val="22"/>
         </w:rPr>
         <w:t xml:space="preserve">8</w:t>
       </w:r>
@@ -2460,7 +2475,7 @@
         <w:rPr>
           <w:rFonts w:ascii="Ubuntu-Regular" w:hAnsi="Ubuntu-Regular"/>
           <w:color w:val="365F91"/>
-          <w:sz w:val="17"/>
+          <w:sz w:val="22"/>
         </w:rPr>
         <w:t xml:space="preserve">2 </w:t>
       </w:r>
@@ -2468,7 +2483,7 @@
         <w:rPr>
           <w:rFonts w:ascii="Ubuntu-Regular" w:hAnsi="Ubuntu-Regular"/>
           <w:color w:val="365F91"/>
-          <w:sz w:val="17"/>
+          <w:sz w:val="22"/>
         </w:rPr>
         <w:t xml:space="preserve">9</w:t>
       </w:r>
@@ -2478,7 +2493,7 @@
         <w:rPr>
           <w:rFonts w:ascii="Ubuntu-Regular" w:hAnsi="Ubuntu-Regular"/>
           <w:color w:val="365F91"/>
-          <w:sz w:val="17"/>
+          <w:sz w:val="22"/>
         </w:rPr>
         <w:t xml:space="preserve">3 </w:t>
       </w:r>
@@ -2486,7 +2501,7 @@
         <w:rPr>
           <w:rFonts w:ascii="Ubuntu-Regular" w:hAnsi="Ubuntu-Regular"/>
           <w:color w:val="365F91"/>
-          <w:sz w:val="17"/>
+          <w:sz w:val="22"/>
         </w:rPr>
         <w:t xml:space="preserve">0</w:t>
       </w:r>
@@ -2496,7 +2511,7 @@
         <w:rPr>
           <w:rFonts w:ascii="Ubuntu-Regular" w:hAnsi="Ubuntu-Regular"/>
           <w:color w:val="7F7F7F"/>
-          <w:sz w:val="17"/>
+          <w:sz w:val="22"/>
         </w:rPr>
         <w:t xml:space="preserve">31</w:t>
       </w:r>
@@ -2516,7 +2531,7 @@
           <w:rFonts w:ascii="Ubuntu-Bold" w:hAnsi="Ubuntu-Bold"/>
           <w:b/>
           <w:color w:val="365F91"/>
-          <w:sz w:val="21"/>
+          <w:sz w:val="28"/>
         </w:rPr>
         <w:t xml:space="preserve">Structural Elements</w:t>
       </w:r>
@@ -2526,14 +2541,14 @@
       <w:r>
         <w:rPr>
           <w:rFonts w:ascii="Ubuntu-Regular" w:hAnsi="Ubuntu-Regular"/>
-          <w:sz w:val="18"/>
+          <w:sz w:val="24"/>
         </w:rPr>
         <w:t xml:space="preserve">Miscellaneous structural elements you can add to your document, like footnotes, </w:t>
       </w:r>
       <w:r>
         <w:rPr>
           <w:rFonts w:ascii="Ubuntu-Regular" w:hAnsi="Ubuntu-Regular"/>
-          <w:sz w:val="18"/>
+          <w:sz w:val="24"/>
         </w:rPr>
         <w:t xml:space="preserve">endnotes, dropcaps and the like.</w:t>
       </w:r>
@@ -2548,7 +2563,7 @@
           <w:rFonts w:ascii="Ubuntu-Bold" w:hAnsi="Ubuntu-Bold"/>
           <w:b/>
           <w:color w:val="4F81BD"/>
-          <w:sz w:val="20"/>
+          <w:sz w:val="26"/>
         </w:rPr>
         <w:t xml:space="preserve">Footnotes &amp; Endnotes</w:t>
       </w:r>
@@ -2558,7 +2573,7 @@
       <w:r>
         <w:rPr>
           <w:rFonts w:ascii="Ubuntu-Regular" w:hAnsi="Ubuntu-Regular"/>
-          <w:sz w:val="18"/>
+          <w:sz w:val="24"/>
         </w:rPr>
         <w:t xml:space="preserve">Footnotes</w:t>
       </w:r>
@@ -2567,7 +2582,7 @@
           <w:rPr>
             <w:rStyle w:val="Hyperlink"/>
             <w:rFonts w:ascii="Ubuntu-Regular" w:hAnsi="Ubuntu-Regular"/>
-            <w:sz w:val="12"/>
+            <w:sz w:val="16"/>
             <w:vertAlign w:val="superscript"/>
           </w:rPr>
           <w:t xml:space="preserve">1 </w:t>
@@ -2576,7 +2591,7 @@
       <w:r>
         <w:rPr>
           <w:rFonts w:ascii="Ubuntu-Regular" w:hAnsi="Ubuntu-Regular"/>
-          <w:sz w:val="18"/>
+          <w:sz w:val="24"/>
         </w:rPr>
         <w:t xml:space="preserve">and endnotes</w:t>
       </w:r>
@@ -2585,7 +2600,7 @@
           <w:rPr>
             <w:rStyle w:val="Hyperlink"/>
             <w:rFonts w:ascii="Ubuntu-Regular" w:hAnsi="Ubuntu-Regular"/>
-            <w:sz w:val="12"/>
+            <w:sz w:val="16"/>
             <w:vertAlign w:val="superscript"/>
           </w:rPr>
           <w:t xml:space="preserve">i </w:t>
@@ -2594,19 +2609,17 @@
       <w:r>
         <w:rPr>
           <w:rFonts w:ascii="Ubuntu-Regular" w:hAnsi="Ubuntu-Regular"/>
-          <w:sz w:val="18"/>
+          <w:sz w:val="24"/>
         </w:rPr>
         <w:t xml:space="preserve">are automatically recognized and both are converted to </w:t>
       </w:r>
       <w:r>
         <w:rPr>
           <w:rFonts w:ascii="Ubuntu-Regular" w:hAnsi="Ubuntu-Regular"/>
-          <w:sz w:val="18"/>
+          <w:sz w:val="24"/>
         </w:rPr>
         <w:t xml:space="preserve">endnotes, with backlinks for maximum ease of use in ebook devices.</w:t>
       </w:r>
-    </w:p>
-    <w:p>
       <w:r>
         <w:rPr>
           <w:rStyle w:val="FootnoteReference"/>
@@ -2624,7 +2637,7 @@
           <w:rFonts w:ascii="Ubuntu-Bold" w:hAnsi="Ubuntu-Bold"/>
           <w:b/>
           <w:color w:val="4F81BD"/>
-          <w:sz w:val="20"/>
+          <w:sz w:val="26"/>
         </w:rPr>
         <w:t xml:space="preserve">Dropcaps</w:t>
       </w:r>
@@ -2634,7 +2647,7 @@
       <w:r>
         <w:rPr>
           <w:rFonts w:ascii="Ubuntu-Regular" w:hAnsi="Ubuntu-Regular"/>
-          <w:sz w:val="88"/>
+          <w:sz w:val="117"/>
         </w:rPr>
         <w:t xml:space="preserve">D</w:t>
       </w:r>
@@ -2643,21 +2656,21 @@
       <w:r>
         <w:rPr>
           <w:rFonts w:ascii="Ubuntu-Regular" w:hAnsi="Ubuntu-Regular"/>
-          <w:sz w:val="18"/>
+          <w:sz w:val="24"/>
         </w:rPr>
         <w:t xml:space="preserve">rop caps are used to emphasize the leading paragraph at the start of a </w:t>
       </w:r>
       <w:r>
         <w:rPr>
           <w:rFonts w:ascii="Ubuntu-Regular" w:hAnsi="Ubuntu-Regular"/>
-          <w:sz w:val="18"/>
+          <w:sz w:val="24"/>
         </w:rPr>
         <w:t xml:space="preserve">section. In Word it is possible to specify how many lines of text a drop-cap </w:t>
       </w:r>
       <w:r>
         <w:rPr>
           <w:rFonts w:ascii="Ubuntu-Regular" w:hAnsi="Ubuntu-Regular"/>
-          <w:sz w:val="18"/>
+          <w:sz w:val="24"/>
         </w:rPr>
         <w:t xml:space="preserve">should use.</w:t>
       </w:r>
@@ -2672,7 +2685,7 @@
           <w:rFonts w:ascii="Ubuntu-Bold" w:hAnsi="Ubuntu-Bold"/>
           <w:b/>
           <w:color w:val="4F81BD"/>
-          <w:sz w:val="20"/>
+          <w:sz w:val="26"/>
         </w:rPr>
         <w:t xml:space="preserve">Links</w:t>
       </w:r>
@@ -2682,21 +2695,21 @@
       <w:r>
         <w:rPr>
           <w:rFonts w:ascii="Ubuntu-Regular" w:hAnsi="Ubuntu-Regular"/>
-          <w:sz w:val="18"/>
+          <w:sz w:val="24"/>
         </w:rPr>
         <w:t xml:space="preserve">Two kinds of links are possible, those that refer to an external website and those </w:t>
       </w:r>
       <w:r>
         <w:rPr>
           <w:rFonts w:ascii="Ubuntu-Regular" w:hAnsi="Ubuntu-Regular"/>
-          <w:sz w:val="18"/>
+          <w:sz w:val="24"/>
         </w:rPr>
         <w:t xml:space="preserve">that refer to locations inside the document itself. Both are supported by calibre. For </w:t>
       </w:r>
       <w:r>
         <w:rPr>
           <w:rFonts w:ascii="Ubuntu-Regular" w:hAnsi="Ubuntu-Regular"/>
-          <w:sz w:val="18"/>
+          <w:sz w:val="24"/>
         </w:rPr>
         <w:t xml:space="preserve">example, here is a link pointing to the</w:t>
       </w:r>
@@ -2706,7 +2719,7 @@
             <w:rStyle w:val="Hyperlink"/>
             <w:rFonts w:ascii="Ubuntu-Regular" w:hAnsi="Ubuntu-Regular"/>
             <w:color w:val="0000FF"/>
-            <w:sz w:val="18"/>
+            <w:sz w:val="24"/>
           </w:rPr>
           <w:t xml:space="preserve"> </w:t>
         </w:r>
@@ -2714,7 +2727,7 @@
           <w:rPr>
             <w:rStyle w:val="Hyperlink"/>
             <w:rFonts w:ascii="Ubuntu-Regular" w:hAnsi="Ubuntu-Regular"/>
-            <w:sz w:val="18"/>
+            <w:sz w:val="24"/>
           </w:rPr>
           <w:t xml:space="preserve">calibre download page</w:t>
         </w:r>
@@ -2722,14 +2735,14 @@
       <w:r>
         <w:rPr>
           <w:rFonts w:ascii="Ubuntu-Regular" w:hAnsi="Ubuntu-Regular"/>
-          <w:sz w:val="18"/>
+          <w:sz w:val="24"/>
         </w:rPr>
         <w:t xml:space="preserve">. Then we have a link that </w:t>
       </w:r>
       <w:r>
         <w:rPr>
           <w:rFonts w:ascii="Ubuntu-Regular" w:hAnsi="Ubuntu-Regular"/>
-          <w:sz w:val="18"/>
+          <w:sz w:val="24"/>
         </w:rPr>
         <w:t xml:space="preserve">points back to the section on</w:t>
       </w:r>
@@ -2739,7 +2752,7 @@
             <w:rStyle w:val="Hyperlink"/>
             <w:rFonts w:ascii="Ubuntu-Regular" w:hAnsi="Ubuntu-Regular"/>
             <w:color w:val="0000FF"/>
-            <w:sz w:val="18"/>
+            <w:sz w:val="24"/>
           </w:rPr>
           <w:t xml:space="preserve"> </w:t>
         </w:r>
@@ -2747,7 +2760,7 @@
           <w:rPr>
             <w:rStyle w:val="Hyperlink"/>
             <w:rFonts w:ascii="Ubuntu-Regular" w:hAnsi="Ubuntu-Regular"/>
-            <w:sz w:val="18"/>
+            <w:sz w:val="24"/>
           </w:rPr>
           <w:t xml:space="preserve">paragraph level formatting </w:t>
         </w:r>
@@ -2755,7 +2768,7 @@
       <w:r>
         <w:rPr>
           <w:rFonts w:ascii="Ubuntu-Regular" w:hAnsi="Ubuntu-Regular"/>
-          <w:sz w:val="18"/>
+          <w:sz w:val="24"/>
         </w:rPr>
         <w:t xml:space="preserve">in this document.</w:t>
       </w:r>
@@ -2770,7 +2783,7 @@
           <w:rFonts w:ascii="Ubuntu-Bold" w:hAnsi="Ubuntu-Bold"/>
           <w:b/>
           <w:color w:val="4F81BD"/>
-          <w:sz w:val="20"/>
+          <w:sz w:val="26"/>
         </w:rPr>
         <w:t xml:space="preserve">Table of Contents</w:t>
       </w:r>
@@ -2780,14 +2793,14 @@
       <w:r>
         <w:rPr>
           <w:rFonts w:ascii="Ubuntu-Regular" w:hAnsi="Ubuntu-Regular"/>
-          <w:sz w:val="18"/>
+          <w:sz w:val="24"/>
         </w:rPr>
         <w:t xml:space="preserve">You can see the Table of Contents created by calibre by clicking the Table of </w:t>
       </w:r>
       <w:r>
         <w:rPr>
           <w:rFonts w:ascii="Ubuntu-Regular" w:hAnsi="Ubuntu-Regular"/>
-          <w:sz w:val="18"/>
+          <w:sz w:val="24"/>
         </w:rPr>
         <w:t xml:space="preserve">Contents button in whatever viewer you are using to view the converted ebook.</w:t>
       </w:r>
@@ -2799,7 +2812,7 @@
             <w:rStyle w:val="Hyperlink"/>
             <w:rFonts w:ascii="Ubuntu-Bold" w:hAnsi="Ubuntu-Bold"/>
             <w:b/>
-            <w:sz w:val="15"/>
+            <w:sz w:val="20"/>
           </w:rPr>
           <w:t xml:space="preserve">Demonstration of DOCX support in calibre 1</w:t>
         </w:r>
@@ -2812,7 +2825,7 @@
             <w:rStyle w:val="Hyperlink"/>
             <w:rFonts w:ascii="Ubuntu-Bold" w:hAnsi="Ubuntu-Bold"/>
             <w:b/>
-            <w:sz w:val="15"/>
+            <w:sz w:val="20"/>
           </w:rPr>
           <w:t xml:space="preserve">Text Formatting 1</w:t>
         </w:r>
@@ -2825,7 +2838,7 @@
             <w:rStyle w:val="Hyperlink"/>
             <w:rFonts w:ascii="Ubuntu-Italic" w:hAnsi="Ubuntu-Italic"/>
             <w:i/>
-            <w:sz w:val="15"/>
+            <w:sz w:val="20"/>
           </w:rPr>
           <w:t xml:space="preserve">Inline formatting 2</w:t>
         </w:r>
@@ -2838,7 +2851,7 @@
             <w:rStyle w:val="Hyperlink"/>
             <w:rFonts w:ascii="Ubuntu-Italic" w:hAnsi="Ubuntu-Italic"/>
             <w:i/>
-            <w:sz w:val="15"/>
+            <w:sz w:val="20"/>
           </w:rPr>
           <w:t xml:space="preserve">Fun with fonts 2</w:t>
         </w:r>
@@ -2851,7 +2864,7 @@
             <w:rStyle w:val="Hyperlink"/>
             <w:rFonts w:ascii="Ubuntu-Italic" w:hAnsi="Ubuntu-Italic"/>
             <w:i/>
-            <w:sz w:val="15"/>
+            <w:sz w:val="20"/>
           </w:rPr>
           <w:t xml:space="preserve">Paragraph level formatting 2</w:t>
         </w:r>
@@ -2864,7 +2877,7 @@
             <w:rStyle w:val="Hyperlink"/>
             <w:rFonts w:ascii="Ubuntu-Bold" w:hAnsi="Ubuntu-Bold"/>
             <w:b/>
-            <w:sz w:val="15"/>
+            <w:sz w:val="20"/>
           </w:rPr>
           <w:t xml:space="preserve">Tables 2</w:t>
         </w:r>
@@ -2877,7 +2890,7 @@
             <w:rStyle w:val="Hyperlink"/>
             <w:rFonts w:ascii="Ubuntu-Bold" w:hAnsi="Ubuntu-Bold"/>
             <w:b/>
-            <w:sz w:val="15"/>
+            <w:sz w:val="20"/>
           </w:rPr>
           <w:t xml:space="preserve">Structural Elements 4</w:t>
         </w:r>
@@ -2890,7 +2903,7 @@
             <w:rStyle w:val="Hyperlink"/>
             <w:rFonts w:ascii="Ubuntu-Italic" w:hAnsi="Ubuntu-Italic"/>
             <w:i/>
-            <w:sz w:val="15"/>
+            <w:sz w:val="20"/>
           </w:rPr>
           <w:t xml:space="preserve">Footnotes &amp; Endnotes 5</w:t>
         </w:r>
@@ -2903,7 +2916,7 @@
             <w:rStyle w:val="Hyperlink"/>
             <w:rFonts w:ascii="Ubuntu-Italic" w:hAnsi="Ubuntu-Italic"/>
             <w:i/>
-            <w:sz w:val="15"/>
+            <w:sz w:val="20"/>
           </w:rPr>
           <w:t xml:space="preserve">Dropcaps 5</w:t>
         </w:r>
@@ -2916,7 +2929,7 @@
             <w:rStyle w:val="Hyperlink"/>
             <w:rFonts w:ascii="Ubuntu-Italic" w:hAnsi="Ubuntu-Italic"/>
             <w:i/>
-            <w:sz w:val="15"/>
+            <w:sz w:val="20"/>
           </w:rPr>
           <w:t xml:space="preserve">Links 5</w:t>
         </w:r>
@@ -2929,7 +2942,7 @@
             <w:rStyle w:val="Hyperlink"/>
             <w:rFonts w:ascii="Ubuntu-Italic" w:hAnsi="Ubuntu-Italic"/>
             <w:i/>
-            <w:sz w:val="15"/>
+            <w:sz w:val="20"/>
           </w:rPr>
           <w:t xml:space="preserve">Table of Contents 5</w:t>
         </w:r>
@@ -2947,7 +2960,7 @@
             <w:rStyle w:val="Hyperlink"/>
             <w:rFonts w:ascii="Ubuntu-Bold" w:hAnsi="Ubuntu-Bold"/>
             <w:b/>
-            <w:sz w:val="15"/>
+            <w:sz w:val="20"/>
           </w:rPr>
           <w:t xml:space="preserve">Images 6</w:t>
         </w:r>
@@ -2960,7 +2973,7 @@
             <w:rStyle w:val="Hyperlink"/>
             <w:rFonts w:ascii="Ubuntu-Bold" w:hAnsi="Ubuntu-Bold"/>
             <w:b/>
-            <w:sz w:val="15"/>
+            <w:sz w:val="20"/>
           </w:rPr>
           <w:t xml:space="preserve">Lists 7</w:t>
         </w:r>
@@ -2973,7 +2986,7 @@
             <w:rStyle w:val="Hyperlink"/>
             <w:rFonts w:ascii="Ubuntu-Italic" w:hAnsi="Ubuntu-Italic"/>
             <w:i/>
-            <w:sz w:val="15"/>
+            <w:sz w:val="20"/>
           </w:rPr>
           <w:t xml:space="preserve">Bulleted List 8</w:t>
         </w:r>
@@ -2986,7 +2999,7 @@
             <w:rStyle w:val="Hyperlink"/>
             <w:rFonts w:ascii="Ubuntu-Italic" w:hAnsi="Ubuntu-Italic"/>
             <w:i/>
-            <w:sz w:val="15"/>
+            <w:sz w:val="20"/>
           </w:rPr>
           <w:t xml:space="preserve">Numbered List 8</w:t>
         </w:r>
@@ -2999,7 +3012,7 @@
             <w:rStyle w:val="Hyperlink"/>
             <w:rFonts w:ascii="Ubuntu-Italic" w:hAnsi="Ubuntu-Italic"/>
             <w:i/>
-            <w:sz w:val="15"/>
+            <w:sz w:val="20"/>
           </w:rPr>
           <w:t xml:space="preserve">Multi-level Lists 8</w:t>
         </w:r>
@@ -3012,7 +3025,7 @@
             <w:rStyle w:val="Hyperlink"/>
             <w:rFonts w:ascii="Ubuntu-Italic" w:hAnsi="Ubuntu-Italic"/>
             <w:i/>
-            <w:sz w:val="15"/>
+            <w:sz w:val="20"/>
           </w:rPr>
           <w:t xml:space="preserve">Continued Lists 8</w:t>
         </w:r>
@@ -3033,7 +3046,7 @@
           <w:rFonts w:ascii="Ubuntu-Bold" w:hAnsi="Ubuntu-Bold"/>
           <w:b/>
           <w:color w:val="365F91"/>
-          <w:sz w:val="21"/>
+          <w:sz w:val="28"/>
         </w:rPr>
         <w:t xml:space="preserve">Images</w:t>
       </w:r>
@@ -3043,14 +3056,14 @@
       <w:r>
         <w:rPr>
           <w:rFonts w:ascii="Ubuntu-Regular" w:hAnsi="Ubuntu-Regular"/>
-          <w:sz w:val="18"/>
+          <w:sz w:val="24"/>
         </w:rPr>
         <w:t xml:space="preserve">Centered images like this are useful for large pictures that should be a focus of </w:t>
       </w:r>
       <w:r>
         <w:rPr>
           <w:rFonts w:ascii="Ubuntu-Regular" w:hAnsi="Ubuntu-Regular"/>
-          <w:sz w:val="18"/>
+          <w:sz w:val="24"/>
         </w:rPr>
         <w:t xml:space="preserve">attention.</w:t>
       </w:r>
@@ -3094,21 +3107,21 @@
       <w:r>
         <w:rPr>
           <w:rFonts w:ascii="Ubuntu-Regular" w:hAnsi="Ubuntu-Regular"/>
-          <w:sz w:val="18"/>
+          <w:sz w:val="24"/>
         </w:rPr>
         <w:t xml:space="preserve">There is no analogous technology in ebooks, so the conversion will usually end up </w:t>
       </w:r>
       <w:r>
         <w:rPr>
           <w:rFonts w:ascii="Ubuntu-Regular" w:hAnsi="Ubuntu-Regular"/>
-          <w:sz w:val="18"/>
+          <w:sz w:val="24"/>
         </w:rPr>
         <w:t xml:space="preserve">placing the image either centered or floating close to the point in the text where it </w:t>
       </w:r>
       <w:r>
         <w:rPr>
           <w:rFonts w:ascii="Ubuntu-Regular" w:hAnsi="Ubuntu-Regular"/>
-          <w:sz w:val="18"/>
+          <w:sz w:val="24"/>
         </w:rPr>
         <w:t xml:space="preserve">was</w:t>
       </w:r>
@@ -3116,7 +3129,7 @@
         <w:rPr>
           <w:rFonts w:ascii="Ubuntu-Regular" w:hAnsi="Ubuntu-Regular"/>
           <w:color w:val="808080"/>
-          <w:sz w:val="18"/>
+          <w:sz w:val="24"/>
         </w:rPr>
         <w:t xml:space="preserve"> </w:t>
       </w:r>
@@ -3124,14 +3137,14 @@
         <w:rPr>
           <w:rFonts w:ascii="Ubuntu-Italic" w:hAnsi="Ubuntu-Italic"/>
           <w:i/>
-          <w:sz w:val="18"/>
+          <w:sz w:val="24"/>
         </w:rPr>
         <w:t xml:space="preserve">inserted</w:t>
       </w:r>
       <w:r>
         <w:rPr>
           <w:rFonts w:ascii="Ubuntu-Regular" w:hAnsi="Ubuntu-Regular"/>
-          <w:sz w:val="18"/>
+          <w:sz w:val="24"/>
         </w:rPr>
         <w:t xml:space="preserve">, not necessarily where it appears on the page in Word.</w:t>
       </w:r>
@@ -3194,7 +3207,7 @@
           <w:rFonts w:ascii="Ubuntu-Bold" w:hAnsi="Ubuntu-Bold"/>
           <w:b/>
           <w:color w:val="365F91"/>
-          <w:sz w:val="21"/>
+          <w:sz w:val="28"/>
         </w:rPr>
         <w:t xml:space="preserve">Lists</w:t>
       </w:r>
@@ -3204,14 +3217,14 @@
       <w:r>
         <w:rPr>
           <w:rFonts w:ascii="Ubuntu-Regular" w:hAnsi="Ubuntu-Regular"/>
-          <w:sz w:val="18"/>
+          <w:sz w:val="24"/>
         </w:rPr>
         <w:t xml:space="preserve">All types of lists are supported by the conversion, with the exception of lists that </w:t>
       </w:r>
       <w:r>
         <w:rPr>
           <w:rFonts w:ascii="Ubuntu-Regular" w:hAnsi="Ubuntu-Regular"/>
-          <w:sz w:val="18"/>
+          <w:sz w:val="24"/>
         </w:rPr>
         <w:t xml:space="preserve">use fancy bullets, these get converted to regular bullets.</w:t>
       </w:r>
@@ -3226,7 +3239,7 @@
           <w:rFonts w:ascii="Ubuntu-Bold" w:hAnsi="Ubuntu-Bold"/>
           <w:b/>
           <w:color w:val="4F81BD"/>
-          <w:sz w:val="20"/>
+          <w:sz w:val="26"/>
         </w:rPr>
         <w:t xml:space="preserve">Bulleted List</w:t>
       </w:r>
@@ -3243,7 +3256,7 @@
       <w:r>
         <w:rPr>
           <w:rFonts w:ascii="Ubuntu-Regular" w:hAnsi="Ubuntu-Regular"/>
-          <w:sz w:val="18"/>
+          <w:sz w:val="24"/>
         </w:rPr>
         <w:t xml:space="preserve">One</w:t>
       </w:r>
@@ -3259,7 +3272,7 @@
       <w:r>
         <w:rPr>
           <w:rFonts w:ascii="Ubuntu-Regular" w:hAnsi="Ubuntu-Regular"/>
-          <w:sz w:val="18"/>
+          <w:sz w:val="24"/>
         </w:rPr>
         <w:t xml:space="preserve">Two</w:t>
       </w:r>
@@ -3274,7 +3287,7 @@
           <w:rFonts w:ascii="Ubuntu-Bold" w:hAnsi="Ubuntu-Bold"/>
           <w:b/>
           <w:color w:val="4F81BD"/>
-          <w:sz w:val="20"/>
+          <w:sz w:val="26"/>
         </w:rPr>
         <w:t xml:space="preserve">Numbered List</w:t>
       </w:r>
@@ -3291,14 +3304,14 @@
       <w:r>
         <w:rPr>
           <w:rFonts w:ascii="Ubuntu-Regular" w:hAnsi="Ubuntu-Regular"/>
-          <w:sz w:val="18"/>
+          <w:sz w:val="24"/>
         </w:rPr>
         <w:t xml:space="preserve">One, with a very long line to demonstrate that the hanging indent for the </w:t>
       </w:r>
       <w:r>
         <w:rPr>
           <w:rFonts w:ascii="Ubuntu-Regular" w:hAnsi="Ubuntu-Regular"/>
-          <w:sz w:val="18"/>
+          <w:sz w:val="24"/>
         </w:rPr>
         <w:t xml:space="preserve">list is working correctly</w:t>
       </w:r>
@@ -3314,7 +3327,7 @@
       <w:r>
         <w:rPr>
           <w:rFonts w:ascii="Ubuntu-Regular" w:hAnsi="Ubuntu-Regular"/>
-          <w:sz w:val="18"/>
+          <w:sz w:val="24"/>
         </w:rPr>
         <w:t xml:space="preserve">Two</w:t>
       </w:r>
@@ -3329,7 +3342,7 @@
           <w:rFonts w:ascii="Ubuntu-Bold" w:hAnsi="Ubuntu-Bold"/>
           <w:b/>
           <w:color w:val="4F81BD"/>
-          <w:sz w:val="20"/>
+          <w:sz w:val="26"/>
         </w:rPr>
         <w:t xml:space="preserve">Multi-level Lists</w:t>
       </w:r>
@@ -3346,7 +3359,7 @@
       <w:r>
         <w:rPr>
           <w:rFonts w:ascii="Ubuntu-Regular" w:hAnsi="Ubuntu-Regular"/>
-          <w:sz w:val="18"/>
+          <w:sz w:val="24"/>
         </w:rPr>
         <w:t xml:space="preserve">One</w:t>
       </w:r>
@@ -3362,7 +3375,7 @@
       <w:r>
         <w:rPr>
           <w:rFonts w:ascii="Ubuntu-Regular" w:hAnsi="Ubuntu-Regular"/>
-          <w:sz w:val="18"/>
+          <w:sz w:val="24"/>
         </w:rPr>
         <w:t xml:space="preserve">Two</w:t>
       </w:r>
@@ -3378,7 +3391,7 @@
       <w:r>
         <w:rPr>
           <w:rFonts w:ascii="Ubuntu-Regular" w:hAnsi="Ubuntu-Regular"/>
-          <w:sz w:val="18"/>
+          <w:sz w:val="24"/>
         </w:rPr>
         <w:t xml:space="preserve">Three</w:t>
       </w:r>
@@ -3394,14 +3407,14 @@
       <w:r>
         <w:rPr>
           <w:rFonts w:ascii="Ubuntu-Regular" w:hAnsi="Ubuntu-Regular"/>
-          <w:sz w:val="18"/>
+          <w:sz w:val="24"/>
         </w:rPr>
         <w:t xml:space="preserve">Four with a very long line to demonstrate that the hanging indent </w:t>
       </w:r>
       <w:r>
         <w:rPr>
           <w:rFonts w:ascii="Ubuntu-Regular" w:hAnsi="Ubuntu-Regular"/>
-          <w:sz w:val="18"/>
+          <w:sz w:val="24"/>
         </w:rPr>
         <w:t xml:space="preserve">for the list is working correctly.</w:t>
       </w:r>
@@ -3417,7 +3430,7 @@
       <w:r>
         <w:rPr>
           <w:rFonts w:ascii="Ubuntu-Regular" w:hAnsi="Ubuntu-Regular"/>
-          <w:sz w:val="18"/>
+          <w:sz w:val="24"/>
         </w:rPr>
         <w:t xml:space="preserve">Five</w:t>
       </w:r>
@@ -3433,7 +3446,7 @@
       <w:r>
         <w:rPr>
           <w:rFonts w:ascii="Ubuntu-Regular" w:hAnsi="Ubuntu-Regular"/>
-          <w:sz w:val="18"/>
+          <w:sz w:val="24"/>
         </w:rPr>
         <w:t xml:space="preserve">Six</w:t>
       </w:r>
@@ -3442,7 +3455,7 @@
       <w:r>
         <w:rPr>
           <w:rFonts w:ascii="Ubuntu-Regular" w:hAnsi="Ubuntu-Regular"/>
-          <w:sz w:val="18"/>
+          <w:sz w:val="24"/>
         </w:rPr>
         <w:t xml:space="preserve">A Multi-level list with bullets:</w:t>
       </w:r>
@@ -3458,7 +3471,7 @@
       <w:r>
         <w:rPr>
           <w:rFonts w:ascii="Ubuntu-Regular" w:hAnsi="Ubuntu-Regular"/>
-          <w:sz w:val="18"/>
+          <w:sz w:val="24"/>
         </w:rPr>
         <w:t xml:space="preserve">One</w:t>
       </w:r>
@@ -3474,7 +3487,7 @@
       <w:r>
         <w:rPr>
           <w:rFonts w:ascii="Ubuntu-Regular" w:hAnsi="Ubuntu-Regular"/>
-          <w:sz w:val="18"/>
+          <w:sz w:val="24"/>
         </w:rPr>
         <w:t xml:space="preserve">Two</w:t>
       </w:r>
@@ -3490,7 +3503,7 @@
       <w:r>
         <w:rPr>
           <w:rFonts w:ascii="Ubuntu-Regular" w:hAnsi="Ubuntu-Regular"/>
-          <w:sz w:val="18"/>
+          <w:sz w:val="24"/>
         </w:rPr>
         <w:t xml:space="preserve">This bullet uses an image as the bullet item</w:t>
       </w:r>
@@ -3506,7 +3519,7 @@
       <w:r>
         <w:rPr>
           <w:rFonts w:ascii="Ubuntu-Regular" w:hAnsi="Ubuntu-Regular"/>
-          <w:sz w:val="18"/>
+          <w:sz w:val="24"/>
         </w:rPr>
         <w:t xml:space="preserve">Four</w:t>
       </w:r>
@@ -3522,7 +3535,7 @@
       <w:r>
         <w:rPr>
           <w:rFonts w:ascii="Ubuntu-Regular" w:hAnsi="Ubuntu-Regular"/>
-          <w:sz w:val="18"/>
+          <w:sz w:val="24"/>
         </w:rPr>
         <w:t xml:space="preserve">Five</w:t>
       </w:r>
@@ -3537,7 +3550,7 @@
           <w:rFonts w:ascii="Ubuntu-Bold" w:hAnsi="Ubuntu-Bold"/>
           <w:b/>
           <w:color w:val="4F81BD"/>
-          <w:sz w:val="20"/>
+          <w:sz w:val="26"/>
         </w:rPr>
         <w:t xml:space="preserve">Continued Lists</w:t>
       </w:r>
@@ -3554,7 +3567,7 @@
       <w:r>
         <w:rPr>
           <w:rFonts w:ascii="Ubuntu-Regular" w:hAnsi="Ubuntu-Regular"/>
-          <w:sz w:val="18"/>
+          <w:sz w:val="24"/>
         </w:rPr>
         <w:t xml:space="preserve">One</w:t>
       </w:r>
@@ -3570,7 +3583,7 @@
       <w:r>
         <w:rPr>
           <w:rFonts w:ascii="Ubuntu-Regular" w:hAnsi="Ubuntu-Regular"/>
-          <w:sz w:val="18"/>
+          <w:sz w:val="24"/>
         </w:rPr>
         <w:t xml:space="preserve">Two</w:t>
       </w:r>
@@ -3579,14 +3592,14 @@
       <w:r>
         <w:rPr>
           <w:rFonts w:ascii="Ubuntu-Regular" w:hAnsi="Ubuntu-Regular"/>
-          <w:sz w:val="18"/>
+          <w:sz w:val="24"/>
         </w:rPr>
         <w:t xml:space="preserve">An interruption in our regularly scheduled listing, for this essential and very </w:t>
       </w:r>
       <w:r>
         <w:rPr>
           <w:rFonts w:ascii="Ubuntu-Regular" w:hAnsi="Ubuntu-Regular"/>
-          <w:sz w:val="18"/>
+          <w:sz w:val="24"/>
         </w:rPr>
         <w:t xml:space="preserve">relevant public service announcement.</w:t>
       </w:r>
@@ -3602,7 +3615,7 @@
       <w:r>
         <w:rPr>
           <w:rFonts w:ascii="Ubuntu-Regular" w:hAnsi="Ubuntu-Regular"/>
-          <w:sz w:val="18"/>
+          <w:sz w:val="24"/>
         </w:rPr>
         <w:t xml:space="preserve">We now resume our normal programming</w:t>
       </w:r>
@@ -3618,7 +3631,7 @@
       <w:r>
         <w:rPr>
           <w:rFonts w:ascii="Ubuntu-Regular" w:hAnsi="Ubuntu-Regular"/>
-          <w:sz w:val="18"/>
+          <w:sz w:val="24"/>
         </w:rPr>
         <w:t xml:space="preserve">Four</w:t>
       </w:r>
@@ -3661,21 +3674,21 @@
       <w:r>
         <w:rPr>
           <w:rFonts w:ascii="Ubuntu-Regular" w:hAnsi="Ubuntu-Regular"/>
-          <w:sz w:val="15"/>
+          <w:sz w:val="20"/>
         </w:rPr>
         <w:t xml:space="preserve">In paged media, footnotes are usually displayed at the bottom of the text. However, in ebooks, a </w:t>
       </w:r>
       <w:r>
         <w:rPr>
           <w:rFonts w:ascii="Ubuntu-Regular" w:hAnsi="Ubuntu-Regular"/>
-          <w:sz w:val="15"/>
+          <w:sz w:val="20"/>
         </w:rPr>
         <w:t xml:space="preserve">better paradigm is to make them clickable endnotes that the user can browse at her pleasure. This </w:t>
       </w:r>
       <w:r>
         <w:rPr>
           <w:rFonts w:ascii="Ubuntu-Regular" w:hAnsi="Ubuntu-Regular"/>
-          <w:sz w:val="15"/>
+          <w:sz w:val="20"/>
         </w:rPr>
         <w:t xml:space="preserve">conversion is handled automatically by calibre.</w:t>
       </w:r>
@@ -3695,21 +3708,21 @@
       <w:r>
         <w:rPr>
           <w:rFonts w:ascii="Ubuntu-Regular" w:hAnsi="Ubuntu-Regular"/>
-          <w:sz w:val="15"/>
+          <w:sz w:val="20"/>
         </w:rPr>
         <w:t xml:space="preserve">Endnotes are typically used for longer notes, they remain endnotes when converted into ebook </w:t>
       </w:r>
       <w:r>
         <w:rPr>
           <w:rFonts w:ascii="Ubuntu-Regular" w:hAnsi="Ubuntu-Regular"/>
-          <w:sz w:val="15"/>
+          <w:sz w:val="20"/>
         </w:rPr>
         <w:t xml:space="preserve">form, except that they have an additional backlink to make it easy to return to the current position </w:t>
       </w:r>
       <w:r>
         <w:rPr>
           <w:rFonts w:ascii="Ubuntu-Regular" w:hAnsi="Ubuntu-Regular"/>
-          <w:sz w:val="15"/>
+          <w:sz w:val="20"/>
         </w:rPr>
         <w:t xml:space="preserve">after reading the note.</w:t>
       </w:r>

--- a/test/generator/baseline/gen.pdf.to.docx.docx
+++ b/test/generator/baseline/gen.pdf.to.docx.docx
@@ -1960,562 +1960,869 @@
         <w:t xml:space="preserve">December 2007</w:t>
       </w:r>
     </w:p>
-    <w:p>
-      <w:r>
-        <w:rPr>
-          <w:rFonts w:ascii="Ubuntu-Regular" w:hAnsi="Ubuntu-Regular"/>
-          <w:color w:val="365F91"/>
-          <w:sz w:val="22"/>
-        </w:rPr>
-        <w:t xml:space="preserve">Su </w:t>
-      </w:r>
-      <w:r>
-        <w:rPr>
-          <w:rFonts w:ascii="Ubuntu-Regular" w:hAnsi="Ubuntu-Regular"/>
-          <w:color w:val="365F91"/>
-          <w:sz w:val="22"/>
-        </w:rPr>
-        <w:t xml:space="preserve">n</w:t>
-      </w:r>
-    </w:p>
-    <w:p>
-      <w:r>
-        <w:rPr>
-          <w:rFonts w:ascii="Ubuntu-Regular" w:hAnsi="Ubuntu-Regular"/>
-          <w:color w:val="7F7F7F"/>
-          <w:sz w:val="22"/>
-        </w:rPr>
-        <w:t xml:space="preserve">Mon</w:t>
-      </w:r>
-    </w:p>
-    <w:p>
-      <w:r>
-        <w:rPr>
-          <w:rFonts w:ascii="Ubuntu-Regular" w:hAnsi="Ubuntu-Regular"/>
-          <w:color w:val="7F7F7F"/>
-          <w:sz w:val="22"/>
-        </w:rPr>
-        <w:t xml:space="preserve">Tu </w:t>
-      </w:r>
-      <w:r>
-        <w:rPr>
-          <w:rFonts w:ascii="Ubuntu-Regular" w:hAnsi="Ubuntu-Regular"/>
-          <w:color w:val="7F7F7F"/>
-          <w:sz w:val="22"/>
-        </w:rPr>
-        <w:t xml:space="preserve">e</w:t>
-      </w:r>
-    </w:p>
-    <w:p>
-      <w:r>
-        <w:rPr>
-          <w:rFonts w:ascii="Ubuntu-Regular" w:hAnsi="Ubuntu-Regular"/>
-          <w:color w:val="7F7F7F"/>
-          <w:sz w:val="22"/>
-        </w:rPr>
-        <w:t xml:space="preserve">We </w:t>
-      </w:r>
-      <w:r>
-        <w:rPr>
-          <w:rFonts w:ascii="Ubuntu-Regular" w:hAnsi="Ubuntu-Regular"/>
-          <w:color w:val="7F7F7F"/>
-          <w:sz w:val="22"/>
-        </w:rPr>
-        <w:t xml:space="preserve">d</w:t>
-      </w:r>
-    </w:p>
-    <w:p>
-      <w:r>
-        <w:rPr>
-          <w:rFonts w:ascii="Ubuntu-Regular" w:hAnsi="Ubuntu-Regular"/>
-          <w:color w:val="7F7F7F"/>
-          <w:sz w:val="22"/>
-        </w:rPr>
-        <w:t xml:space="preserve">Th </w:t>
-      </w:r>
-      <w:r>
-        <w:rPr>
-          <w:rFonts w:ascii="Ubuntu-Regular" w:hAnsi="Ubuntu-Regular"/>
-          <w:color w:val="7F7F7F"/>
-          <w:sz w:val="22"/>
-        </w:rPr>
-        <w:t xml:space="preserve">u</w:t>
-      </w:r>
-    </w:p>
-    <w:p>
-      <w:r>
-        <w:rPr>
-          <w:rFonts w:ascii="Ubuntu-Regular" w:hAnsi="Ubuntu-Regular"/>
-          <w:color w:val="7F7F7F"/>
-          <w:sz w:val="22"/>
-        </w:rPr>
-        <w:t xml:space="preserve">Fri</w:t>
-      </w:r>
-    </w:p>
-    <w:p>
-      <w:r>
-        <w:rPr>
-          <w:rFonts w:ascii="Ubuntu-Regular" w:hAnsi="Ubuntu-Regular"/>
-          <w:color w:val="365F91"/>
-          <w:sz w:val="22"/>
-        </w:rPr>
-        <w:t xml:space="preserve">Sat</w:t>
-      </w:r>
-    </w:p>
-    <w:p>
-      <w:r>
-        <w:rPr>
-          <w:rFonts w:ascii="Ubuntu-Regular" w:hAnsi="Ubuntu-Regular"/>
-          <w:color w:val="365F91"/>
-          <w:sz w:val="22"/>
-        </w:rPr>
-        <w:t xml:space="preserve">1</w:t>
-      </w:r>
-    </w:p>
-    <w:p>
-      <w:r>
-        <w:rPr>
-          <w:rFonts w:ascii="Ubuntu-Regular" w:hAnsi="Ubuntu-Regular"/>
-          <w:color w:val="365F91"/>
-          <w:sz w:val="22"/>
-        </w:rPr>
-        <w:t xml:space="preserve">2</w:t>
-      </w:r>
-    </w:p>
-    <w:p>
-      <w:r>
-        <w:rPr>
-          <w:rFonts w:ascii="Ubuntu-Regular" w:hAnsi="Ubuntu-Regular"/>
-          <w:color w:val="7F7F7F"/>
-          <w:sz w:val="22"/>
-        </w:rPr>
-        <w:t xml:space="preserve">3</w:t>
-      </w:r>
-    </w:p>
-    <w:p>
-      <w:r>
-        <w:rPr>
-          <w:rFonts w:ascii="Ubuntu-Regular" w:hAnsi="Ubuntu-Regular"/>
-          <w:color w:val="7F7F7F"/>
-          <w:sz w:val="22"/>
-        </w:rPr>
-        <w:t xml:space="preserve">4</w:t>
-      </w:r>
-    </w:p>
-    <w:p>
-      <w:r>
-        <w:rPr>
-          <w:rFonts w:ascii="Ubuntu-Regular" w:hAnsi="Ubuntu-Regular"/>
-          <w:color w:val="7F7F7F"/>
-          <w:sz w:val="22"/>
-        </w:rPr>
-        <w:t xml:space="preserve">5</w:t>
-      </w:r>
-    </w:p>
-    <w:p>
-      <w:r>
-        <w:rPr>
-          <w:rFonts w:ascii="Ubuntu-Regular" w:hAnsi="Ubuntu-Regular"/>
-          <w:color w:val="7F7F7F"/>
-          <w:sz w:val="22"/>
-        </w:rPr>
-        <w:t xml:space="preserve">6</w:t>
-      </w:r>
-    </w:p>
-    <w:p>
-      <w:r>
-        <w:rPr>
-          <w:rFonts w:ascii="Ubuntu-Regular" w:hAnsi="Ubuntu-Regular"/>
-          <w:color w:val="7F7F7F"/>
-          <w:sz w:val="22"/>
-        </w:rPr>
-        <w:t xml:space="preserve">7</w:t>
-      </w:r>
-    </w:p>
-    <w:p>
-      <w:r>
-        <w:rPr>
-          <w:rFonts w:ascii="Ubuntu-Regular" w:hAnsi="Ubuntu-Regular"/>
-          <w:color w:val="365F91"/>
-          <w:sz w:val="22"/>
-        </w:rPr>
-        <w:t xml:space="preserve">8</w:t>
-      </w:r>
-    </w:p>
-    <w:p>
-      <w:r>
-        <w:rPr>
-          <w:rFonts w:ascii="Ubuntu-Regular" w:hAnsi="Ubuntu-Regular"/>
-          <w:color w:val="365F91"/>
-          <w:sz w:val="22"/>
-        </w:rPr>
-        <w:t xml:space="preserve">9</w:t>
-      </w:r>
-    </w:p>
-    <w:p>
-      <w:r>
-        <w:rPr>
-          <w:rFonts w:ascii="Ubuntu-Regular" w:hAnsi="Ubuntu-Regular"/>
-          <w:color w:val="7F7F7F"/>
-          <w:sz w:val="22"/>
-        </w:rPr>
-        <w:t xml:space="preserve">10</w:t>
-      </w:r>
-    </w:p>
-    <w:p>
-      <w:r>
-        <w:rPr>
-          <w:rFonts w:ascii="Ubuntu-Regular" w:hAnsi="Ubuntu-Regular"/>
-          <w:color w:val="7F7F7F"/>
-          <w:sz w:val="22"/>
-        </w:rPr>
-        <w:t xml:space="preserve">1 </w:t>
-      </w:r>
-      <w:r>
-        <w:rPr>
-          <w:rFonts w:ascii="Ubuntu-Regular" w:hAnsi="Ubuntu-Regular"/>
-          <w:color w:val="7F7F7F"/>
-          <w:sz w:val="22"/>
-        </w:rPr>
-        <w:t xml:space="preserve">1</w:t>
-      </w:r>
-    </w:p>
-    <w:p>
-      <w:r>
-        <w:rPr>
-          <w:rFonts w:ascii="Ubuntu-Regular" w:hAnsi="Ubuntu-Regular"/>
-          <w:color w:val="7F7F7F"/>
-          <w:sz w:val="22"/>
-        </w:rPr>
-        <w:t xml:space="preserve">1 </w:t>
-      </w:r>
-      <w:r>
-        <w:rPr>
-          <w:rFonts w:ascii="Ubuntu-Regular" w:hAnsi="Ubuntu-Regular"/>
-          <w:color w:val="7F7F7F"/>
-          <w:sz w:val="22"/>
-        </w:rPr>
-        <w:t xml:space="preserve">2</w:t>
-      </w:r>
-    </w:p>
-    <w:p>
-      <w:r>
-        <w:rPr>
-          <w:rFonts w:ascii="Ubuntu-Regular" w:hAnsi="Ubuntu-Regular"/>
-          <w:color w:val="7F7F7F"/>
-          <w:sz w:val="22"/>
-        </w:rPr>
-        <w:t xml:space="preserve">1 </w:t>
-      </w:r>
-      <w:r>
-        <w:rPr>
-          <w:rFonts w:ascii="Ubuntu-Regular" w:hAnsi="Ubuntu-Regular"/>
-          <w:color w:val="7F7F7F"/>
-          <w:sz w:val="22"/>
-        </w:rPr>
-        <w:t xml:space="preserve">3</w:t>
-      </w:r>
-    </w:p>
-    <w:p>
-      <w:r>
-        <w:rPr>
-          <w:rFonts w:ascii="Ubuntu-Regular" w:hAnsi="Ubuntu-Regular"/>
-          <w:color w:val="7F7F7F"/>
-          <w:sz w:val="22"/>
-        </w:rPr>
-        <w:t xml:space="preserve">1 </w:t>
-      </w:r>
-      <w:r>
-        <w:rPr>
-          <w:rFonts w:ascii="Ubuntu-Regular" w:hAnsi="Ubuntu-Regular"/>
-          <w:color w:val="7F7F7F"/>
-          <w:sz w:val="22"/>
-        </w:rPr>
-        <w:t xml:space="preserve">4</w:t>
-      </w:r>
-    </w:p>
-    <w:p>
-      <w:r>
-        <w:rPr>
-          <w:rFonts w:ascii="Ubuntu-Regular" w:hAnsi="Ubuntu-Regular"/>
-          <w:color w:val="365F91"/>
-          <w:sz w:val="22"/>
-        </w:rPr>
-        <w:t xml:space="preserve">1 </w:t>
-      </w:r>
-      <w:r>
-        <w:rPr>
-          <w:rFonts w:ascii="Ubuntu-Regular" w:hAnsi="Ubuntu-Regular"/>
-          <w:color w:val="365F91"/>
-          <w:sz w:val="22"/>
-        </w:rPr>
-        <w:t xml:space="preserve">5</w:t>
-      </w:r>
-    </w:p>
-    <w:p>
-      <w:r>
-        <w:rPr>
-          <w:rFonts w:ascii="Ubuntu-Regular" w:hAnsi="Ubuntu-Regular"/>
-          <w:color w:val="365F91"/>
-          <w:sz w:val="22"/>
-        </w:rPr>
-        <w:t xml:space="preserve">1 </w:t>
-      </w:r>
-      <w:r>
-        <w:rPr>
-          <w:rFonts w:ascii="Ubuntu-Regular" w:hAnsi="Ubuntu-Regular"/>
-          <w:color w:val="365F91"/>
-          <w:sz w:val="22"/>
-        </w:rPr>
-        <w:t xml:space="preserve">6</w:t>
-      </w:r>
-    </w:p>
-    <w:p>
-      <w:r>
-        <w:rPr>
-          <w:rFonts w:ascii="Ubuntu-Regular" w:hAnsi="Ubuntu-Regular"/>
-          <w:color w:val="7F7F7F"/>
-          <w:sz w:val="22"/>
-        </w:rPr>
-        <w:t xml:space="preserve">17</w:t>
-      </w:r>
-    </w:p>
-    <w:p>
-      <w:r>
-        <w:rPr>
-          <w:rFonts w:ascii="Ubuntu-Regular" w:hAnsi="Ubuntu-Regular"/>
-          <w:color w:val="7F7F7F"/>
-          <w:sz w:val="22"/>
-        </w:rPr>
-        <w:t xml:space="preserve">1 </w:t>
-      </w:r>
-      <w:r>
-        <w:rPr>
-          <w:rFonts w:ascii="Ubuntu-Regular" w:hAnsi="Ubuntu-Regular"/>
-          <w:color w:val="7F7F7F"/>
-          <w:sz w:val="22"/>
-        </w:rPr>
-        <w:t xml:space="preserve">8</w:t>
-      </w:r>
-    </w:p>
-    <w:p>
-      <w:r>
-        <w:rPr>
-          <w:rFonts w:ascii="Ubuntu-Regular" w:hAnsi="Ubuntu-Regular"/>
-          <w:color w:val="7F7F7F"/>
-          <w:sz w:val="22"/>
-        </w:rPr>
-        <w:t xml:space="preserve">1 </w:t>
-      </w:r>
-      <w:r>
-        <w:rPr>
-          <w:rFonts w:ascii="Ubuntu-Regular" w:hAnsi="Ubuntu-Regular"/>
-          <w:color w:val="7F7F7F"/>
-          <w:sz w:val="22"/>
-        </w:rPr>
-        <w:t xml:space="preserve">9</w:t>
-      </w:r>
-    </w:p>
-    <w:p>
-      <w:r>
-        <w:rPr>
-          <w:rFonts w:ascii="Ubuntu-Regular" w:hAnsi="Ubuntu-Regular"/>
-          <w:color w:val="7F7F7F"/>
-          <w:sz w:val="22"/>
-        </w:rPr>
-        <w:t xml:space="preserve">2 </w:t>
-      </w:r>
-      <w:r>
-        <w:rPr>
-          <w:rFonts w:ascii="Ubuntu-Regular" w:hAnsi="Ubuntu-Regular"/>
-          <w:color w:val="7F7F7F"/>
-          <w:sz w:val="22"/>
-        </w:rPr>
-        <w:t xml:space="preserve">0</w:t>
-      </w:r>
-    </w:p>
-    <w:p>
-      <w:r>
-        <w:rPr>
-          <w:rFonts w:ascii="Ubuntu-Regular" w:hAnsi="Ubuntu-Regular"/>
-          <w:color w:val="7F7F7F"/>
-          <w:sz w:val="22"/>
-        </w:rPr>
-        <w:t xml:space="preserve">2 </w:t>
-      </w:r>
-      <w:r>
-        <w:rPr>
-          <w:rFonts w:ascii="Ubuntu-Regular" w:hAnsi="Ubuntu-Regular"/>
-          <w:color w:val="7F7F7F"/>
-          <w:sz w:val="22"/>
-        </w:rPr>
-        <w:t xml:space="preserve">1</w:t>
-      </w:r>
-    </w:p>
-    <w:p>
-      <w:r>
-        <w:rPr>
-          <w:rFonts w:ascii="Ubuntu-Regular" w:hAnsi="Ubuntu-Regular"/>
-          <w:color w:val="365F91"/>
-          <w:sz w:val="22"/>
-        </w:rPr>
-        <w:t xml:space="preserve">2 </w:t>
-      </w:r>
-      <w:r>
-        <w:rPr>
-          <w:rFonts w:ascii="Ubuntu-Regular" w:hAnsi="Ubuntu-Regular"/>
-          <w:color w:val="365F91"/>
-          <w:sz w:val="22"/>
-        </w:rPr>
-        <w:t xml:space="preserve">2</w:t>
-      </w:r>
-    </w:p>
-    <w:p>
-      <w:r>
-        <w:rPr>
-          <w:rFonts w:ascii="Ubuntu-Regular" w:hAnsi="Ubuntu-Regular"/>
-          <w:color w:val="365F91"/>
-          <w:sz w:val="22"/>
-        </w:rPr>
-        <w:t xml:space="preserve">2 </w:t>
-      </w:r>
-      <w:r>
-        <w:rPr>
-          <w:rFonts w:ascii="Ubuntu-Regular" w:hAnsi="Ubuntu-Regular"/>
-          <w:color w:val="365F91"/>
-          <w:sz w:val="22"/>
-        </w:rPr>
-        <w:t xml:space="preserve">3</w:t>
-      </w:r>
-    </w:p>
-    <w:p>
-      <w:r>
-        <w:rPr>
-          <w:rFonts w:ascii="Ubuntu-Regular" w:hAnsi="Ubuntu-Regular"/>
-          <w:color w:val="7F7F7F"/>
-          <w:sz w:val="22"/>
-        </w:rPr>
-        <w:t xml:space="preserve">24</w:t>
-      </w:r>
-    </w:p>
-    <w:p>
-      <w:r>
-        <w:rPr>
-          <w:rFonts w:ascii="Ubuntu-Regular" w:hAnsi="Ubuntu-Regular"/>
-          <w:color w:val="7F7F7F"/>
-          <w:sz w:val="22"/>
-        </w:rPr>
-        <w:t xml:space="preserve">2 </w:t>
-      </w:r>
-      <w:r>
-        <w:rPr>
-          <w:rFonts w:ascii="Ubuntu-Regular" w:hAnsi="Ubuntu-Regular"/>
-          <w:color w:val="7F7F7F"/>
-          <w:sz w:val="22"/>
-        </w:rPr>
-        <w:t xml:space="preserve">5</w:t>
-      </w:r>
-    </w:p>
-    <w:p>
-      <w:r>
-        <w:rPr>
-          <w:rFonts w:ascii="Ubuntu-Regular" w:hAnsi="Ubuntu-Regular"/>
-          <w:color w:val="7F7F7F"/>
-          <w:sz w:val="22"/>
-        </w:rPr>
-        <w:t xml:space="preserve">2 </w:t>
-      </w:r>
-      <w:r>
-        <w:rPr>
-          <w:rFonts w:ascii="Ubuntu-Regular" w:hAnsi="Ubuntu-Regular"/>
-          <w:color w:val="7F7F7F"/>
-          <w:sz w:val="22"/>
-        </w:rPr>
-        <w:t xml:space="preserve">6</w:t>
-      </w:r>
-    </w:p>
-    <w:p>
-      <w:r>
-        <w:rPr>
-          <w:rFonts w:ascii="Ubuntu-Regular" w:hAnsi="Ubuntu-Regular"/>
-          <w:color w:val="7F7F7F"/>
-          <w:sz w:val="22"/>
-        </w:rPr>
-        <w:t xml:space="preserve">2 </w:t>
-      </w:r>
-      <w:r>
-        <w:rPr>
-          <w:rFonts w:ascii="Ubuntu-Regular" w:hAnsi="Ubuntu-Regular"/>
-          <w:color w:val="7F7F7F"/>
-          <w:sz w:val="22"/>
-        </w:rPr>
-        <w:t xml:space="preserve">7</w:t>
-      </w:r>
-    </w:p>
-    <w:p>
-      <w:r>
-        <w:rPr>
-          <w:rFonts w:ascii="Ubuntu-Regular" w:hAnsi="Ubuntu-Regular"/>
-          <w:color w:val="7F7F7F"/>
-          <w:sz w:val="22"/>
-        </w:rPr>
-        <w:t xml:space="preserve">2 </w:t>
-      </w:r>
-      <w:r>
-        <w:rPr>
-          <w:rFonts w:ascii="Ubuntu-Regular" w:hAnsi="Ubuntu-Regular"/>
-          <w:color w:val="7F7F7F"/>
-          <w:sz w:val="22"/>
-        </w:rPr>
-        <w:t xml:space="preserve">8</w:t>
-      </w:r>
-    </w:p>
-    <w:p>
-      <w:r>
-        <w:rPr>
-          <w:rFonts w:ascii="Ubuntu-Regular" w:hAnsi="Ubuntu-Regular"/>
-          <w:color w:val="365F91"/>
-          <w:sz w:val="22"/>
-        </w:rPr>
-        <w:t xml:space="preserve">2 </w:t>
-      </w:r>
-      <w:r>
-        <w:rPr>
-          <w:rFonts w:ascii="Ubuntu-Regular" w:hAnsi="Ubuntu-Regular"/>
-          <w:color w:val="365F91"/>
-          <w:sz w:val="22"/>
-        </w:rPr>
-        <w:t xml:space="preserve">9</w:t>
-      </w:r>
-    </w:p>
-    <w:p>
-      <w:r>
-        <w:rPr>
-          <w:rFonts w:ascii="Ubuntu-Regular" w:hAnsi="Ubuntu-Regular"/>
-          <w:color w:val="365F91"/>
-          <w:sz w:val="22"/>
-        </w:rPr>
-        <w:t xml:space="preserve">3 </w:t>
-      </w:r>
-      <w:r>
-        <w:rPr>
-          <w:rFonts w:ascii="Ubuntu-Regular" w:hAnsi="Ubuntu-Regular"/>
-          <w:color w:val="365F91"/>
-          <w:sz w:val="22"/>
-        </w:rPr>
-        <w:t xml:space="preserve">0</w:t>
-      </w:r>
-    </w:p>
-    <w:p>
-      <w:r>
-        <w:rPr>
-          <w:rFonts w:ascii="Ubuntu-Regular" w:hAnsi="Ubuntu-Regular"/>
-          <w:color w:val="7F7F7F"/>
-          <w:sz w:val="22"/>
-        </w:rPr>
-        <w:t xml:space="preserve">31</w:t>
-      </w:r>
-    </w:p>
+    <w:tbl>
+      <w:tblPr>
+        <w:tblStyle w:val="TableGrid"/>
+        <w:tblW w:w="0" w:type="auto"/>
+        <w:tblBorders>
+          <w:top w:val="single" w:sz="4" w:space="0" w:color="auto"/>
+          <w:left w:val="single" w:sz="4" w:space="0" w:color="auto"/>
+          <w:bottom w:val="single" w:sz="4" w:space="0" w:color="auto"/>
+          <w:right w:val="single" w:sz="4" w:space="0" w:color="auto"/>
+          <w:insideH w:val="single" w:sz="4" w:space="0" w:color="auto"/>
+          <w:insideV w:val="single" w:sz="4" w:space="0" w:color="auto"/>
+        </w:tblBorders>
+      </w:tblPr>
+      <w:tblGrid>
+        <w:gridCol w:w="1289"/>
+        <w:gridCol w:w="1289"/>
+        <w:gridCol w:w="1289"/>
+        <w:gridCol w:w="1289"/>
+        <w:gridCol w:w="1289"/>
+        <w:gridCol w:w="1289"/>
+        <w:gridCol w:w="1289"/>
+      </w:tblGrid>
+      <w:tr>
+        <w:tc>
+          <w:tcPr>
+            <w:tcW w:w="0" w:type="auto"/>
+          </w:tcPr>
+          <w:p>
+            <w:r>
+              <w:rPr>
+                <w:rFonts w:ascii="Ubuntu-Regular" w:hAnsi="Ubuntu-Regular"/>
+                <w:color w:val="365F91"/>
+                <w:sz w:val="22"/>
+              </w:rPr>
+              <w:t xml:space="preserve">Su</w:t>
+            </w:r>
+          </w:p>
+          <w:p>
+            <w:r>
+              <w:rPr>
+                <w:rFonts w:ascii="Ubuntu-Regular" w:hAnsi="Ubuntu-Regular"/>
+                <w:color w:val="365F91"/>
+                <w:sz w:val="22"/>
+              </w:rPr>
+              <w:t xml:space="preserve">n</w:t>
+            </w:r>
+          </w:p>
+        </w:tc>
+        <w:tc>
+          <w:tcPr>
+            <w:tcW w:w="0" w:type="auto"/>
+          </w:tcPr>
+          <w:p>
+            <w:r>
+              <w:rPr>
+                <w:rFonts w:ascii="Ubuntu-Regular" w:hAnsi="Ubuntu-Regular"/>
+                <w:color w:val="7F7F7F"/>
+                <w:sz w:val="22"/>
+              </w:rPr>
+              <w:t xml:space="preserve">Mon</w:t>
+            </w:r>
+          </w:p>
+        </w:tc>
+        <w:tc>
+          <w:tcPr>
+            <w:tcW w:w="0" w:type="auto"/>
+          </w:tcPr>
+          <w:p>
+            <w:r>
+              <w:rPr>
+                <w:rFonts w:ascii="Ubuntu-Regular" w:hAnsi="Ubuntu-Regular"/>
+                <w:color w:val="7F7F7F"/>
+                <w:sz w:val="22"/>
+              </w:rPr>
+              <w:t xml:space="preserve">Tu</w:t>
+            </w:r>
+          </w:p>
+          <w:p>
+            <w:r>
+              <w:rPr>
+                <w:rFonts w:ascii="Ubuntu-Regular" w:hAnsi="Ubuntu-Regular"/>
+                <w:color w:val="7F7F7F"/>
+                <w:sz w:val="22"/>
+              </w:rPr>
+              <w:t xml:space="preserve">e</w:t>
+            </w:r>
+          </w:p>
+        </w:tc>
+        <w:tc>
+          <w:tcPr>
+            <w:tcW w:w="0" w:type="auto"/>
+          </w:tcPr>
+          <w:p>
+            <w:r>
+              <w:rPr>
+                <w:rFonts w:ascii="Ubuntu-Regular" w:hAnsi="Ubuntu-Regular"/>
+                <w:color w:val="7F7F7F"/>
+                <w:sz w:val="22"/>
+              </w:rPr>
+              <w:t xml:space="preserve">We</w:t>
+            </w:r>
+          </w:p>
+          <w:p>
+            <w:r>
+              <w:rPr>
+                <w:rFonts w:ascii="Ubuntu-Regular" w:hAnsi="Ubuntu-Regular"/>
+                <w:color w:val="7F7F7F"/>
+                <w:sz w:val="22"/>
+              </w:rPr>
+              <w:t xml:space="preserve">d</w:t>
+            </w:r>
+          </w:p>
+        </w:tc>
+        <w:tc>
+          <w:tcPr>
+            <w:tcW w:w="0" w:type="auto"/>
+          </w:tcPr>
+          <w:p>
+            <w:r>
+              <w:rPr>
+                <w:rFonts w:ascii="Ubuntu-Regular" w:hAnsi="Ubuntu-Regular"/>
+                <w:color w:val="7F7F7F"/>
+                <w:sz w:val="22"/>
+              </w:rPr>
+              <w:t xml:space="preserve">Th</w:t>
+            </w:r>
+          </w:p>
+          <w:p>
+            <w:r>
+              <w:rPr>
+                <w:rFonts w:ascii="Ubuntu-Regular" w:hAnsi="Ubuntu-Regular"/>
+                <w:color w:val="7F7F7F"/>
+                <w:sz w:val="22"/>
+              </w:rPr>
+              <w:t xml:space="preserve">u</w:t>
+            </w:r>
+          </w:p>
+        </w:tc>
+        <w:tc>
+          <w:tcPr>
+            <w:tcW w:w="0" w:type="auto"/>
+          </w:tcPr>
+          <w:p>
+            <w:r>
+              <w:rPr>
+                <w:rFonts w:ascii="Ubuntu-Regular" w:hAnsi="Ubuntu-Regular"/>
+                <w:color w:val="7F7F7F"/>
+                <w:sz w:val="22"/>
+              </w:rPr>
+              <w:t xml:space="preserve">Fri</w:t>
+            </w:r>
+          </w:p>
+        </w:tc>
+        <w:tc>
+          <w:tcPr>
+            <w:tcW w:w="0" w:type="auto"/>
+          </w:tcPr>
+          <w:p>
+            <w:r>
+              <w:rPr>
+                <w:rFonts w:ascii="Ubuntu-Regular" w:hAnsi="Ubuntu-Regular"/>
+                <w:color w:val="365F91"/>
+                <w:sz w:val="22"/>
+              </w:rPr>
+              <w:t xml:space="preserve">Sat</w:t>
+            </w:r>
+          </w:p>
+        </w:tc>
+      </w:tr>
+      <w:tr>
+        <w:tc>
+          <w:tcPr>
+            <w:tcW w:w="0" w:type="auto"/>
+          </w:tcPr>
+          <w:p/>
+        </w:tc>
+        <w:tc>
+          <w:tcPr>
+            <w:tcW w:w="0" w:type="auto"/>
+          </w:tcPr>
+          <w:p/>
+        </w:tc>
+        <w:tc>
+          <w:tcPr>
+            <w:tcW w:w="0" w:type="auto"/>
+          </w:tcPr>
+          <w:p/>
+        </w:tc>
+        <w:tc>
+          <w:tcPr>
+            <w:tcW w:w="0" w:type="auto"/>
+          </w:tcPr>
+          <w:p/>
+        </w:tc>
+        <w:tc>
+          <w:tcPr>
+            <w:tcW w:w="0" w:type="auto"/>
+          </w:tcPr>
+          <w:p/>
+        </w:tc>
+        <w:tc>
+          <w:tcPr>
+            <w:tcW w:w="0" w:type="auto"/>
+          </w:tcPr>
+          <w:p/>
+        </w:tc>
+        <w:tc>
+          <w:tcPr>
+            <w:tcW w:w="0" w:type="auto"/>
+          </w:tcPr>
+          <w:p>
+            <w:r>
+              <w:rPr>
+                <w:rFonts w:ascii="Ubuntu-Regular" w:hAnsi="Ubuntu-Regular"/>
+                <w:color w:val="365F91"/>
+                <w:sz w:val="22"/>
+              </w:rPr>
+              <w:t xml:space="preserve">1</w:t>
+            </w:r>
+          </w:p>
+        </w:tc>
+      </w:tr>
+      <w:tr>
+        <w:tc>
+          <w:tcPr>
+            <w:tcW w:w="0" w:type="auto"/>
+          </w:tcPr>
+          <w:p>
+            <w:r>
+              <w:rPr>
+                <w:rFonts w:ascii="Ubuntu-Regular" w:hAnsi="Ubuntu-Regular"/>
+                <w:color w:val="365F91"/>
+                <w:sz w:val="22"/>
+              </w:rPr>
+              <w:t xml:space="preserve">2</w:t>
+            </w:r>
+          </w:p>
+        </w:tc>
+        <w:tc>
+          <w:tcPr>
+            <w:tcW w:w="0" w:type="auto"/>
+          </w:tcPr>
+          <w:p>
+            <w:r>
+              <w:rPr>
+                <w:rFonts w:ascii="Ubuntu-Regular" w:hAnsi="Ubuntu-Regular"/>
+                <w:color w:val="7F7F7F"/>
+                <w:sz w:val="22"/>
+              </w:rPr>
+              <w:t xml:space="preserve">3</w:t>
+            </w:r>
+          </w:p>
+        </w:tc>
+        <w:tc>
+          <w:tcPr>
+            <w:tcW w:w="0" w:type="auto"/>
+          </w:tcPr>
+          <w:p>
+            <w:r>
+              <w:rPr>
+                <w:rFonts w:ascii="Ubuntu-Regular" w:hAnsi="Ubuntu-Regular"/>
+                <w:color w:val="7F7F7F"/>
+                <w:sz w:val="22"/>
+              </w:rPr>
+              <w:t xml:space="preserve">4</w:t>
+            </w:r>
+          </w:p>
+        </w:tc>
+        <w:tc>
+          <w:tcPr>
+            <w:tcW w:w="0" w:type="auto"/>
+          </w:tcPr>
+          <w:p>
+            <w:r>
+              <w:rPr>
+                <w:rFonts w:ascii="Ubuntu-Regular" w:hAnsi="Ubuntu-Regular"/>
+                <w:color w:val="7F7F7F"/>
+                <w:sz w:val="22"/>
+              </w:rPr>
+              <w:t xml:space="preserve">5</w:t>
+            </w:r>
+          </w:p>
+        </w:tc>
+        <w:tc>
+          <w:tcPr>
+            <w:tcW w:w="0" w:type="auto"/>
+          </w:tcPr>
+          <w:p>
+            <w:r>
+              <w:rPr>
+                <w:rFonts w:ascii="Ubuntu-Regular" w:hAnsi="Ubuntu-Regular"/>
+                <w:color w:val="7F7F7F"/>
+                <w:sz w:val="22"/>
+              </w:rPr>
+              <w:t xml:space="preserve">6</w:t>
+            </w:r>
+          </w:p>
+        </w:tc>
+        <w:tc>
+          <w:tcPr>
+            <w:tcW w:w="0" w:type="auto"/>
+          </w:tcPr>
+          <w:p>
+            <w:r>
+              <w:rPr>
+                <w:rFonts w:ascii="Ubuntu-Regular" w:hAnsi="Ubuntu-Regular"/>
+                <w:color w:val="7F7F7F"/>
+                <w:sz w:val="22"/>
+              </w:rPr>
+              <w:t xml:space="preserve">7</w:t>
+            </w:r>
+          </w:p>
+        </w:tc>
+        <w:tc>
+          <w:tcPr>
+            <w:tcW w:w="0" w:type="auto"/>
+          </w:tcPr>
+          <w:p>
+            <w:r>
+              <w:rPr>
+                <w:rFonts w:ascii="Ubuntu-Regular" w:hAnsi="Ubuntu-Regular"/>
+                <w:color w:val="365F91"/>
+                <w:sz w:val="22"/>
+              </w:rPr>
+              <w:t xml:space="preserve">8</w:t>
+            </w:r>
+          </w:p>
+        </w:tc>
+      </w:tr>
+      <w:tr>
+        <w:tc>
+          <w:tcPr>
+            <w:tcW w:w="0" w:type="auto"/>
+          </w:tcPr>
+          <w:p>
+            <w:r>
+              <w:rPr>
+                <w:rFonts w:ascii="Ubuntu-Regular" w:hAnsi="Ubuntu-Regular"/>
+                <w:color w:val="365F91"/>
+                <w:sz w:val="22"/>
+              </w:rPr>
+              <w:t xml:space="preserve">9</w:t>
+            </w:r>
+          </w:p>
+        </w:tc>
+        <w:tc>
+          <w:tcPr>
+            <w:tcW w:w="0" w:type="auto"/>
+          </w:tcPr>
+          <w:p>
+            <w:r>
+              <w:rPr>
+                <w:rFonts w:ascii="Ubuntu-Regular" w:hAnsi="Ubuntu-Regular"/>
+                <w:color w:val="7F7F7F"/>
+                <w:sz w:val="22"/>
+              </w:rPr>
+              <w:t xml:space="preserve">10</w:t>
+            </w:r>
+          </w:p>
+        </w:tc>
+        <w:tc>
+          <w:tcPr>
+            <w:tcW w:w="0" w:type="auto"/>
+          </w:tcPr>
+          <w:p>
+            <w:r>
+              <w:rPr>
+                <w:rFonts w:ascii="Ubuntu-Regular" w:hAnsi="Ubuntu-Regular"/>
+                <w:color w:val="7F7F7F"/>
+                <w:sz w:val="22"/>
+              </w:rPr>
+              <w:t xml:space="preserve">1</w:t>
+            </w:r>
+          </w:p>
+          <w:p>
+            <w:r>
+              <w:rPr>
+                <w:rFonts w:ascii="Ubuntu-Regular" w:hAnsi="Ubuntu-Regular"/>
+                <w:color w:val="7F7F7F"/>
+                <w:sz w:val="22"/>
+              </w:rPr>
+              <w:t xml:space="preserve">1</w:t>
+            </w:r>
+          </w:p>
+        </w:tc>
+        <w:tc>
+          <w:tcPr>
+            <w:tcW w:w="0" w:type="auto"/>
+          </w:tcPr>
+          <w:p>
+            <w:r>
+              <w:rPr>
+                <w:rFonts w:ascii="Ubuntu-Regular" w:hAnsi="Ubuntu-Regular"/>
+                <w:color w:val="7F7F7F"/>
+                <w:sz w:val="22"/>
+              </w:rPr>
+              <w:t xml:space="preserve">1</w:t>
+            </w:r>
+          </w:p>
+          <w:p>
+            <w:r>
+              <w:rPr>
+                <w:rFonts w:ascii="Ubuntu-Regular" w:hAnsi="Ubuntu-Regular"/>
+                <w:color w:val="7F7F7F"/>
+                <w:sz w:val="22"/>
+              </w:rPr>
+              <w:t xml:space="preserve">2</w:t>
+            </w:r>
+          </w:p>
+        </w:tc>
+        <w:tc>
+          <w:tcPr>
+            <w:tcW w:w="0" w:type="auto"/>
+          </w:tcPr>
+          <w:p>
+            <w:r>
+              <w:rPr>
+                <w:rFonts w:ascii="Ubuntu-Regular" w:hAnsi="Ubuntu-Regular"/>
+                <w:color w:val="7F7F7F"/>
+                <w:sz w:val="22"/>
+              </w:rPr>
+              <w:t xml:space="preserve">1</w:t>
+            </w:r>
+          </w:p>
+          <w:p>
+            <w:r>
+              <w:rPr>
+                <w:rFonts w:ascii="Ubuntu-Regular" w:hAnsi="Ubuntu-Regular"/>
+                <w:color w:val="7F7F7F"/>
+                <w:sz w:val="22"/>
+              </w:rPr>
+              <w:t xml:space="preserve">3</w:t>
+            </w:r>
+          </w:p>
+        </w:tc>
+        <w:tc>
+          <w:tcPr>
+            <w:tcW w:w="0" w:type="auto"/>
+          </w:tcPr>
+          <w:p>
+            <w:r>
+              <w:rPr>
+                <w:rFonts w:ascii="Ubuntu-Regular" w:hAnsi="Ubuntu-Regular"/>
+                <w:color w:val="7F7F7F"/>
+                <w:sz w:val="22"/>
+              </w:rPr>
+              <w:t xml:space="preserve">1</w:t>
+            </w:r>
+          </w:p>
+          <w:p>
+            <w:r>
+              <w:rPr>
+                <w:rFonts w:ascii="Ubuntu-Regular" w:hAnsi="Ubuntu-Regular"/>
+                <w:color w:val="7F7F7F"/>
+                <w:sz w:val="22"/>
+              </w:rPr>
+              <w:t xml:space="preserve">4</w:t>
+            </w:r>
+          </w:p>
+        </w:tc>
+        <w:tc>
+          <w:tcPr>
+            <w:tcW w:w="0" w:type="auto"/>
+          </w:tcPr>
+          <w:p>
+            <w:r>
+              <w:rPr>
+                <w:rFonts w:ascii="Ubuntu-Regular" w:hAnsi="Ubuntu-Regular"/>
+                <w:color w:val="365F91"/>
+                <w:sz w:val="22"/>
+              </w:rPr>
+              <w:t xml:space="preserve">1</w:t>
+            </w:r>
+          </w:p>
+          <w:p>
+            <w:r>
+              <w:rPr>
+                <w:rFonts w:ascii="Ubuntu-Regular" w:hAnsi="Ubuntu-Regular"/>
+                <w:color w:val="365F91"/>
+                <w:sz w:val="22"/>
+              </w:rPr>
+              <w:t xml:space="preserve">5</w:t>
+            </w:r>
+          </w:p>
+        </w:tc>
+      </w:tr>
+      <w:tr>
+        <w:tc>
+          <w:tcPr>
+            <w:tcW w:w="0" w:type="auto"/>
+          </w:tcPr>
+          <w:p>
+            <w:r>
+              <w:rPr>
+                <w:rFonts w:ascii="Ubuntu-Regular" w:hAnsi="Ubuntu-Regular"/>
+                <w:color w:val="365F91"/>
+                <w:sz w:val="22"/>
+              </w:rPr>
+              <w:t xml:space="preserve">1</w:t>
+            </w:r>
+          </w:p>
+          <w:p>
+            <w:r>
+              <w:rPr>
+                <w:rFonts w:ascii="Ubuntu-Regular" w:hAnsi="Ubuntu-Regular"/>
+                <w:color w:val="365F91"/>
+                <w:sz w:val="22"/>
+              </w:rPr>
+              <w:t xml:space="preserve">6</w:t>
+            </w:r>
+          </w:p>
+        </w:tc>
+        <w:tc>
+          <w:tcPr>
+            <w:tcW w:w="0" w:type="auto"/>
+          </w:tcPr>
+          <w:p>
+            <w:r>
+              <w:rPr>
+                <w:rFonts w:ascii="Ubuntu-Regular" w:hAnsi="Ubuntu-Regular"/>
+                <w:color w:val="7F7F7F"/>
+                <w:sz w:val="22"/>
+              </w:rPr>
+              <w:t xml:space="preserve">17</w:t>
+            </w:r>
+          </w:p>
+        </w:tc>
+        <w:tc>
+          <w:tcPr>
+            <w:tcW w:w="0" w:type="auto"/>
+          </w:tcPr>
+          <w:p>
+            <w:r>
+              <w:rPr>
+                <w:rFonts w:ascii="Ubuntu-Regular" w:hAnsi="Ubuntu-Regular"/>
+                <w:color w:val="7F7F7F"/>
+                <w:sz w:val="22"/>
+              </w:rPr>
+              <w:t xml:space="preserve">1</w:t>
+            </w:r>
+          </w:p>
+          <w:p>
+            <w:r>
+              <w:rPr>
+                <w:rFonts w:ascii="Ubuntu-Regular" w:hAnsi="Ubuntu-Regular"/>
+                <w:color w:val="7F7F7F"/>
+                <w:sz w:val="22"/>
+              </w:rPr>
+              <w:t xml:space="preserve">8</w:t>
+            </w:r>
+          </w:p>
+        </w:tc>
+        <w:tc>
+          <w:tcPr>
+            <w:tcW w:w="0" w:type="auto"/>
+          </w:tcPr>
+          <w:p>
+            <w:r>
+              <w:rPr>
+                <w:rFonts w:ascii="Ubuntu-Regular" w:hAnsi="Ubuntu-Regular"/>
+                <w:color w:val="7F7F7F"/>
+                <w:sz w:val="22"/>
+              </w:rPr>
+              <w:t xml:space="preserve">1</w:t>
+            </w:r>
+          </w:p>
+          <w:p>
+            <w:r>
+              <w:rPr>
+                <w:rFonts w:ascii="Ubuntu-Regular" w:hAnsi="Ubuntu-Regular"/>
+                <w:color w:val="7F7F7F"/>
+                <w:sz w:val="22"/>
+              </w:rPr>
+              <w:t xml:space="preserve">9</w:t>
+            </w:r>
+          </w:p>
+        </w:tc>
+        <w:tc>
+          <w:tcPr>
+            <w:tcW w:w="0" w:type="auto"/>
+          </w:tcPr>
+          <w:p>
+            <w:r>
+              <w:rPr>
+                <w:rFonts w:ascii="Ubuntu-Regular" w:hAnsi="Ubuntu-Regular"/>
+                <w:color w:val="7F7F7F"/>
+                <w:sz w:val="22"/>
+              </w:rPr>
+              <w:t xml:space="preserve">2</w:t>
+            </w:r>
+          </w:p>
+          <w:p>
+            <w:r>
+              <w:rPr>
+                <w:rFonts w:ascii="Ubuntu-Regular" w:hAnsi="Ubuntu-Regular"/>
+                <w:color w:val="7F7F7F"/>
+                <w:sz w:val="22"/>
+              </w:rPr>
+              <w:t xml:space="preserve">0</w:t>
+            </w:r>
+          </w:p>
+        </w:tc>
+        <w:tc>
+          <w:tcPr>
+            <w:tcW w:w="0" w:type="auto"/>
+          </w:tcPr>
+          <w:p>
+            <w:r>
+              <w:rPr>
+                <w:rFonts w:ascii="Ubuntu-Regular" w:hAnsi="Ubuntu-Regular"/>
+                <w:color w:val="7F7F7F"/>
+                <w:sz w:val="22"/>
+              </w:rPr>
+              <w:t xml:space="preserve">2</w:t>
+            </w:r>
+          </w:p>
+          <w:p>
+            <w:r>
+              <w:rPr>
+                <w:rFonts w:ascii="Ubuntu-Regular" w:hAnsi="Ubuntu-Regular"/>
+                <w:color w:val="7F7F7F"/>
+                <w:sz w:val="22"/>
+              </w:rPr>
+              <w:t xml:space="preserve">1</w:t>
+            </w:r>
+          </w:p>
+        </w:tc>
+        <w:tc>
+          <w:tcPr>
+            <w:tcW w:w="0" w:type="auto"/>
+          </w:tcPr>
+          <w:p>
+            <w:r>
+              <w:rPr>
+                <w:rFonts w:ascii="Ubuntu-Regular" w:hAnsi="Ubuntu-Regular"/>
+                <w:color w:val="365F91"/>
+                <w:sz w:val="22"/>
+              </w:rPr>
+              <w:t xml:space="preserve">2</w:t>
+            </w:r>
+          </w:p>
+          <w:p>
+            <w:r>
+              <w:rPr>
+                <w:rFonts w:ascii="Ubuntu-Regular" w:hAnsi="Ubuntu-Regular"/>
+                <w:color w:val="365F91"/>
+                <w:sz w:val="22"/>
+              </w:rPr>
+              <w:t xml:space="preserve">2</w:t>
+            </w:r>
+          </w:p>
+        </w:tc>
+      </w:tr>
+      <w:tr>
+        <w:tc>
+          <w:tcPr>
+            <w:tcW w:w="0" w:type="auto"/>
+          </w:tcPr>
+          <w:p>
+            <w:r>
+              <w:rPr>
+                <w:rFonts w:ascii="Ubuntu-Regular" w:hAnsi="Ubuntu-Regular"/>
+                <w:color w:val="365F91"/>
+                <w:sz w:val="22"/>
+              </w:rPr>
+              <w:t xml:space="preserve">2</w:t>
+            </w:r>
+          </w:p>
+          <w:p>
+            <w:r>
+              <w:rPr>
+                <w:rFonts w:ascii="Ubuntu-Regular" w:hAnsi="Ubuntu-Regular"/>
+                <w:color w:val="365F91"/>
+                <w:sz w:val="22"/>
+              </w:rPr>
+              <w:t xml:space="preserve">3</w:t>
+            </w:r>
+          </w:p>
+        </w:tc>
+        <w:tc>
+          <w:tcPr>
+            <w:tcW w:w="0" w:type="auto"/>
+          </w:tcPr>
+          <w:p>
+            <w:r>
+              <w:rPr>
+                <w:rFonts w:ascii="Ubuntu-Regular" w:hAnsi="Ubuntu-Regular"/>
+                <w:color w:val="7F7F7F"/>
+                <w:sz w:val="22"/>
+              </w:rPr>
+              <w:t xml:space="preserve">24</w:t>
+            </w:r>
+          </w:p>
+        </w:tc>
+        <w:tc>
+          <w:tcPr>
+            <w:tcW w:w="0" w:type="auto"/>
+          </w:tcPr>
+          <w:p>
+            <w:r>
+              <w:rPr>
+                <w:rFonts w:ascii="Ubuntu-Regular" w:hAnsi="Ubuntu-Regular"/>
+                <w:color w:val="7F7F7F"/>
+                <w:sz w:val="22"/>
+              </w:rPr>
+              <w:t xml:space="preserve">2</w:t>
+            </w:r>
+          </w:p>
+          <w:p>
+            <w:r>
+              <w:rPr>
+                <w:rFonts w:ascii="Ubuntu-Regular" w:hAnsi="Ubuntu-Regular"/>
+                <w:color w:val="7F7F7F"/>
+                <w:sz w:val="22"/>
+              </w:rPr>
+              <w:t xml:space="preserve">5</w:t>
+            </w:r>
+          </w:p>
+        </w:tc>
+        <w:tc>
+          <w:tcPr>
+            <w:tcW w:w="0" w:type="auto"/>
+          </w:tcPr>
+          <w:p>
+            <w:r>
+              <w:rPr>
+                <w:rFonts w:ascii="Ubuntu-Regular" w:hAnsi="Ubuntu-Regular"/>
+                <w:color w:val="7F7F7F"/>
+                <w:sz w:val="22"/>
+              </w:rPr>
+              <w:t xml:space="preserve">2</w:t>
+            </w:r>
+          </w:p>
+          <w:p>
+            <w:r>
+              <w:rPr>
+                <w:rFonts w:ascii="Ubuntu-Regular" w:hAnsi="Ubuntu-Regular"/>
+                <w:color w:val="7F7F7F"/>
+                <w:sz w:val="22"/>
+              </w:rPr>
+              <w:t xml:space="preserve">6</w:t>
+            </w:r>
+          </w:p>
+        </w:tc>
+        <w:tc>
+          <w:tcPr>
+            <w:tcW w:w="0" w:type="auto"/>
+          </w:tcPr>
+          <w:p>
+            <w:r>
+              <w:rPr>
+                <w:rFonts w:ascii="Ubuntu-Regular" w:hAnsi="Ubuntu-Regular"/>
+                <w:color w:val="7F7F7F"/>
+                <w:sz w:val="22"/>
+              </w:rPr>
+              <w:t xml:space="preserve">2</w:t>
+            </w:r>
+          </w:p>
+          <w:p>
+            <w:r>
+              <w:rPr>
+                <w:rFonts w:ascii="Ubuntu-Regular" w:hAnsi="Ubuntu-Regular"/>
+                <w:color w:val="7F7F7F"/>
+                <w:sz w:val="22"/>
+              </w:rPr>
+              <w:t xml:space="preserve">7</w:t>
+            </w:r>
+          </w:p>
+        </w:tc>
+        <w:tc>
+          <w:tcPr>
+            <w:tcW w:w="0" w:type="auto"/>
+          </w:tcPr>
+          <w:p>
+            <w:r>
+              <w:rPr>
+                <w:rFonts w:ascii="Ubuntu-Regular" w:hAnsi="Ubuntu-Regular"/>
+                <w:color w:val="7F7F7F"/>
+                <w:sz w:val="22"/>
+              </w:rPr>
+              <w:t xml:space="preserve">2</w:t>
+            </w:r>
+          </w:p>
+          <w:p>
+            <w:r>
+              <w:rPr>
+                <w:rFonts w:ascii="Ubuntu-Regular" w:hAnsi="Ubuntu-Regular"/>
+                <w:color w:val="7F7F7F"/>
+                <w:sz w:val="22"/>
+              </w:rPr>
+              <w:t xml:space="preserve">8</w:t>
+            </w:r>
+          </w:p>
+        </w:tc>
+        <w:tc>
+          <w:tcPr>
+            <w:tcW w:w="0" w:type="auto"/>
+          </w:tcPr>
+          <w:p>
+            <w:r>
+              <w:rPr>
+                <w:rFonts w:ascii="Ubuntu-Regular" w:hAnsi="Ubuntu-Regular"/>
+                <w:color w:val="365F91"/>
+                <w:sz w:val="22"/>
+              </w:rPr>
+              <w:t xml:space="preserve">2</w:t>
+            </w:r>
+          </w:p>
+          <w:p>
+            <w:r>
+              <w:rPr>
+                <w:rFonts w:ascii="Ubuntu-Regular" w:hAnsi="Ubuntu-Regular"/>
+                <w:color w:val="365F91"/>
+                <w:sz w:val="22"/>
+              </w:rPr>
+              <w:t xml:space="preserve">9</w:t>
+            </w:r>
+          </w:p>
+        </w:tc>
+      </w:tr>
+      <w:tr>
+        <w:tc>
+          <w:tcPr>
+            <w:tcW w:w="0" w:type="auto"/>
+          </w:tcPr>
+          <w:p>
+            <w:r>
+              <w:rPr>
+                <w:rFonts w:ascii="Ubuntu-Regular" w:hAnsi="Ubuntu-Regular"/>
+                <w:color w:val="365F91"/>
+                <w:sz w:val="22"/>
+              </w:rPr>
+              <w:t xml:space="preserve">3</w:t>
+            </w:r>
+          </w:p>
+          <w:p>
+            <w:r>
+              <w:rPr>
+                <w:rFonts w:ascii="Ubuntu-Regular" w:hAnsi="Ubuntu-Regular"/>
+                <w:color w:val="365F91"/>
+                <w:sz w:val="22"/>
+              </w:rPr>
+              <w:t xml:space="preserve">0</w:t>
+            </w:r>
+          </w:p>
+        </w:tc>
+        <w:tc>
+          <w:tcPr>
+            <w:tcW w:w="0" w:type="auto"/>
+          </w:tcPr>
+          <w:p>
+            <w:r>
+              <w:rPr>
+                <w:rFonts w:ascii="Ubuntu-Regular" w:hAnsi="Ubuntu-Regular"/>
+                <w:color w:val="7F7F7F"/>
+                <w:sz w:val="22"/>
+              </w:rPr>
+              <w:t xml:space="preserve">31</w:t>
+            </w:r>
+          </w:p>
+        </w:tc>
+      </w:tr>
+    </w:tbl>
     <w:p>
       <w:r>
         <w:br w:type="page"/>
@@ -3704,6 +4011,13 @@
           <w:rStyle w:val="FootnoteReference"/>
         </w:rPr>
         <w:footnoteRef/>
+      </w:r>
+      <w:r>
+        <w:rPr>
+          <w:rFonts w:ascii="Ubuntu-Regular" w:hAnsi="Ubuntu-Regular"/>
+          <w:sz w:val="13"/>
+        </w:rPr>
+        <w:t xml:space="preserve">i </w:t>
       </w:r>
       <w:r>
         <w:rPr>
